--- a/visa_appendices/docx/DEQUAD_UKES_Business_Plan.docx
+++ b/visa_appendices/docx/DEQUAD_UKES_Business_Plan.docx
@@ -15162,7 +15162,7 @@
           <w:iCs/>
           <w:i/>
         </w:rPr>
-        <w:t xml:space="preserve">End of business plan. All figures are forecasts, not guarantees of future performance. Prepared for submission to UKES as part of the UK Innovator Founder visa endorsement process — June 2026.</w:t>
+        <w:t xml:space="preserve">End of business plan. All figures are forecasts, not guarantees of future performance. This business plan was written by Yusuf Quadri (Founder &amp; CEO) with Yusuff Adeagbo (Co-Founder &amp; CTO) and is submitted to UKES as part of the UK Innovator Founder visa endorsement process — June 2026.</w:t>
       </w:r>
     </w:p>
     <w:bookmarkEnd w:id="79"/>

--- a/visa_appendices/docx/DEQUAD_UKES_Business_Plan.docx
+++ b/visa_appendices/docx/DEQUAD_UKES_Business_Plan.docx
@@ -1243,7 +1243,7 @@
               <w:jc w:val="left"/>
             </w:pPr>
             <w:r>
-              <w:t xml:space="preserve">Y1 revenue £11,988 → Y2 £185,808 → Y3 £699,280. Gross margin 92% by Y3; operating profit positive from Q3 Y3. Only ONE university pilot is assumed to convert in Y1.</w:t>
+              <w:t xml:space="preserve">Y1 revenue £15,988 → Y2 £175,808 → Y3 £659,280. Gross margin ~92% by Y3; operating profit positive in Q4 Y3. Only ONE university pilot is assumed to convert in Y1.</w:t>
             </w:r>
           </w:p>
         </w:tc>
@@ -1688,20 +1688,17 @@
               <w:jc w:val="left"/>
             </w:pPr>
             <w:r>
-              <w:t xml:space="preserve">Annual SaaS from</w:t>
+              <w:rPr>
+                <w:bCs/>
+                <w:b/>
+              </w:rPr>
+              <w:t xml:space="preserve">£2 per enrolled student per year</w:t>
             </w:r>
             <w:r>
               <w:t xml:space="preserve"> </w:t>
             </w:r>
             <w:r>
-              <w:rPr>
-                <w:bCs/>
-                <w:b/>
-              </w:rPr>
-              <w:t xml:space="preserve">£12,000/yr</w:t>
-            </w:r>
-            <w:r>
-              <w:t xml:space="preserve">, tiered by student headcount.</w:t>
+              <w:t xml:space="preserve">— a 10,000-student university pays £20,000/yr. Simple, transparent, headcount-based.</w:t>
             </w:r>
           </w:p>
         </w:tc>
@@ -2207,7 +2204,7 @@
           <w:bCs/>
           <w:b/>
         </w:rPr>
-        <w:t xml:space="preserve">92.3%</w:t>
+        <w:t xml:space="preserve">91.8%</w:t>
       </w:r>
       <w:r>
         <w:t xml:space="preserve"> </w:t>
@@ -3585,7 +3582,23 @@
         <w:pStyle w:val="FirstParagraph"/>
       </w:pPr>
       <w:r>
-        <w:t xml:space="preserve">Budget exists: at £123 per student FTE, a 20,000-student university spends ~£2.5m/yr on student services. DEQUAD's £12,000 entry price is under 0.5% of that budget while directly servicing a statutory obligation.</w:t>
+        <w:t xml:space="preserve">Budget exists: at £123 per student FTE, a 20,000-student university spends ~£2.5m/yr on student services. DEQUAD's £2-per-student price (£40,000/yr for that university) is ~1.6% of that budget — and roughly</w:t>
+      </w:r>
+      <w:r>
+        <w:t xml:space="preserve"> </w:t>
+      </w:r>
+      <w:r>
+        <w:rPr>
+          <w:bCs/>
+          <w:b/>
+        </w:rPr>
+        <w:t xml:space="preserve">half Togetherall's effective per-student cost</w:t>
+      </w:r>
+      <w:r>
+        <w:t xml:space="preserve"> </w:t>
+      </w:r>
+      <w:r>
+        <w:t xml:space="preserve">— while directly servicing a statutory obligation.</w:t>
       </w:r>
     </w:p>
     <w:p>
@@ -6089,7 +6102,7 @@
         <w:t xml:space="preserve"> </w:t>
       </w:r>
       <w:r>
-        <w:t xml:space="preserve">no cash hires until MRR ≥ £6,000 (reached M10 in the base model).</w:t>
+        <w:t xml:space="preserve">no cash hires until the pre-seed has closed and institutional revenue is contracted — first hires deferred to Q1 Y2.</w:t>
       </w:r>
     </w:p>
     <w:p>
@@ -8525,6 +8538,106 @@
               <w:jc w:val="left"/>
             </w:pPr>
             <w:r>
+              <w:t xml:space="preserve">Price per enrolled student (£/yr)</w:t>
+            </w:r>
+          </w:p>
+        </w:tc>
+        <w:tc>
+          <w:tcPr/>
+          <w:p>
+            <w:pPr>
+              <w:pStyle w:val="Compact"/>
+              <w:jc w:val="right"/>
+            </w:pPr>
+            <w:r>
+              <w:t xml:space="preserve">2.00</w:t>
+            </w:r>
+          </w:p>
+        </w:tc>
+        <w:tc>
+          <w:tcPr/>
+          <w:p>
+            <w:pPr>
+              <w:pStyle w:val="Compact"/>
+              <w:jc w:val="right"/>
+            </w:pPr>
+            <w:r>
+              <w:t xml:space="preserve">2.00</w:t>
+            </w:r>
+          </w:p>
+        </w:tc>
+        <w:tc>
+          <w:tcPr/>
+          <w:p>
+            <w:pPr>
+              <w:pStyle w:val="Compact"/>
+              <w:jc w:val="right"/>
+            </w:pPr>
+            <w:r>
+              <w:t xml:space="preserve">2.00</w:t>
+            </w:r>
+          </w:p>
+        </w:tc>
+      </w:tr>
+      <w:tr>
+        <w:tc>
+          <w:tcPr/>
+          <w:p>
+            <w:pPr>
+              <w:pStyle w:val="Compact"/>
+              <w:jc w:val="left"/>
+            </w:pPr>
+            <w:r>
+              <w:t xml:space="preserve">Average enrolled students per partner institution</w:t>
+            </w:r>
+          </w:p>
+        </w:tc>
+        <w:tc>
+          <w:tcPr/>
+          <w:p>
+            <w:pPr>
+              <w:pStyle w:val="Compact"/>
+              <w:jc w:val="right"/>
+            </w:pPr>
+            <w:r>
+              <w:t xml:space="preserve">10,000</w:t>
+            </w:r>
+          </w:p>
+        </w:tc>
+        <w:tc>
+          <w:tcPr/>
+          <w:p>
+            <w:pPr>
+              <w:pStyle w:val="Compact"/>
+              <w:jc w:val="right"/>
+            </w:pPr>
+            <w:r>
+              <w:t xml:space="preserve">10,000</w:t>
+            </w:r>
+          </w:p>
+        </w:tc>
+        <w:tc>
+          <w:tcPr/>
+          <w:p>
+            <w:pPr>
+              <w:pStyle w:val="Compact"/>
+              <w:jc w:val="right"/>
+            </w:pPr>
+            <w:r>
+              <w:t xml:space="preserve">10,000</w:t>
+            </w:r>
+          </w:p>
+        </w:tc>
+      </w:tr>
+      <w:tr>
+        <w:tc>
+          <w:tcPr/>
+          <w:p>
+            <w:pPr>
+              <w:pStyle w:val="Compact"/>
+              <w:jc w:val="left"/>
+            </w:pPr>
+            <w:r>
               <w:t xml:space="preserve">Average contract value (£)</w:t>
             </w:r>
           </w:p>
@@ -8537,31 +8650,31 @@
               <w:jc w:val="right"/>
             </w:pPr>
             <w:r>
-              <w:t xml:space="preserve">12,000</w:t>
-            </w:r>
-          </w:p>
-        </w:tc>
-        <w:tc>
-          <w:tcPr/>
-          <w:p>
-            <w:pPr>
-              <w:pStyle w:val="Compact"/>
-              <w:jc w:val="right"/>
-            </w:pPr>
-            <w:r>
-              <w:t xml:space="preserve">14,000</w:t>
-            </w:r>
-          </w:p>
-        </w:tc>
-        <w:tc>
-          <w:tcPr/>
-          <w:p>
-            <w:pPr>
-              <w:pStyle w:val="Compact"/>
-              <w:jc w:val="right"/>
-            </w:pPr>
-            <w:r>
-              <w:t xml:space="preserve">16,000</w:t>
+              <w:t xml:space="preserve">20,000</w:t>
+            </w:r>
+          </w:p>
+        </w:tc>
+        <w:tc>
+          <w:tcPr/>
+          <w:p>
+            <w:pPr>
+              <w:pStyle w:val="Compact"/>
+              <w:jc w:val="right"/>
+            </w:pPr>
+            <w:r>
+              <w:t xml:space="preserve">20,000</w:t>
+            </w:r>
+          </w:p>
+        </w:tc>
+        <w:tc>
+          <w:tcPr/>
+          <w:p>
+            <w:pPr>
+              <w:pStyle w:val="Compact"/>
+              <w:jc w:val="right"/>
+            </w:pPr>
+            <w:r>
+              <w:t xml:space="preserve">20,000</w:t>
             </w:r>
           </w:p>
         </w:tc>
@@ -8641,39 +8754,39 @@
                 <w:bCs/>
                 <w:b/>
               </w:rPr>
-              <w:t xml:space="preserve">£6,000</w:t>
-            </w:r>
-          </w:p>
-        </w:tc>
-        <w:tc>
-          <w:tcPr/>
-          <w:p>
-            <w:pPr>
-              <w:pStyle w:val="Compact"/>
-              <w:jc w:val="right"/>
-            </w:pPr>
-            <w:r>
-              <w:rPr>
-                <w:bCs/>
-                <w:b/>
-              </w:rPr>
-              <w:t xml:space="preserve">£90,000</w:t>
-            </w:r>
-          </w:p>
-        </w:tc>
-        <w:tc>
-          <w:tcPr/>
-          <w:p>
-            <w:pPr>
-              <w:pStyle w:val="Compact"/>
-              <w:jc w:val="right"/>
-            </w:pPr>
-            <w:r>
-              <w:rPr>
-                <w:bCs/>
-                <w:b/>
-              </w:rPr>
-              <w:t xml:space="preserve">£320,000</w:t>
+              <w:t xml:space="preserve">£10,000</w:t>
+            </w:r>
+          </w:p>
+        </w:tc>
+        <w:tc>
+          <w:tcPr/>
+          <w:p>
+            <w:pPr>
+              <w:pStyle w:val="Compact"/>
+              <w:jc w:val="right"/>
+            </w:pPr>
+            <w:r>
+              <w:rPr>
+                <w:bCs/>
+                <w:b/>
+              </w:rPr>
+              <w:t xml:space="preserve">£80,000</w:t>
+            </w:r>
+          </w:p>
+        </w:tc>
+        <w:tc>
+          <w:tcPr/>
+          <w:p>
+            <w:pPr>
+              <w:pStyle w:val="Compact"/>
+              <w:jc w:val="right"/>
+            </w:pPr>
+            <w:r>
+              <w:rPr>
+                <w:bCs/>
+                <w:b/>
+              </w:rPr>
+              <w:t xml:space="preserve">£280,000</w:t>
             </w:r>
           </w:p>
         </w:tc>
@@ -9015,39 +9128,39 @@
                 <w:bCs/>
                 <w:b/>
               </w:rPr>
-              <w:t xml:space="preserve">£11,988</w:t>
-            </w:r>
-          </w:p>
-        </w:tc>
-        <w:tc>
-          <w:tcPr/>
-          <w:p>
-            <w:pPr>
-              <w:pStyle w:val="Compact"/>
-              <w:jc w:val="right"/>
-            </w:pPr>
-            <w:r>
-              <w:rPr>
-                <w:bCs/>
-                <w:b/>
-              </w:rPr>
-              <w:t xml:space="preserve">£185,808</w:t>
-            </w:r>
-          </w:p>
-        </w:tc>
-        <w:tc>
-          <w:tcPr/>
-          <w:p>
-            <w:pPr>
-              <w:pStyle w:val="Compact"/>
-              <w:jc w:val="right"/>
-            </w:pPr>
-            <w:r>
-              <w:rPr>
-                <w:bCs/>
-                <w:b/>
-              </w:rPr>
-              <w:t xml:space="preserve">£699,280</w:t>
+              <w:t xml:space="preserve">£15,988</w:t>
+            </w:r>
+          </w:p>
+        </w:tc>
+        <w:tc>
+          <w:tcPr/>
+          <w:p>
+            <w:pPr>
+              <w:pStyle w:val="Compact"/>
+              <w:jc w:val="right"/>
+            </w:pPr>
+            <w:r>
+              <w:rPr>
+                <w:bCs/>
+                <w:b/>
+              </w:rPr>
+              <w:t xml:space="preserve">£175,808</w:t>
+            </w:r>
+          </w:p>
+        </w:tc>
+        <w:tc>
+          <w:tcPr/>
+          <w:p>
+            <w:pPr>
+              <w:pStyle w:val="Compact"/>
+              <w:jc w:val="right"/>
+            </w:pPr>
+            <w:r>
+              <w:rPr>
+                <w:bCs/>
+                <w:b/>
+              </w:rPr>
+              <w:t xml:space="preserve">£659,280</w:t>
             </w:r>
           </w:p>
         </w:tc>
@@ -9473,39 +9586,39 @@
                 <w:bCs/>
                 <w:b/>
               </w:rPr>
-              <w:t xml:space="preserve">£10,548</w:t>
-            </w:r>
-          </w:p>
-        </w:tc>
-        <w:tc>
-          <w:tcPr/>
-          <w:p>
-            <w:pPr>
-              <w:pStyle w:val="Compact"/>
-              <w:jc w:val="right"/>
-            </w:pPr>
-            <w:r>
-              <w:rPr>
-                <w:bCs/>
-                <w:b/>
-              </w:rPr>
-              <w:t xml:space="preserve">£170,208</w:t>
-            </w:r>
-          </w:p>
-        </w:tc>
-        <w:tc>
-          <w:tcPr/>
-          <w:p>
-            <w:pPr>
-              <w:pStyle w:val="Compact"/>
-              <w:jc w:val="right"/>
-            </w:pPr>
-            <w:r>
-              <w:rPr>
-                <w:bCs/>
-                <w:b/>
-              </w:rPr>
-              <w:t xml:space="preserve">£645,280</w:t>
+              <w:t xml:space="preserve">£14,548</w:t>
+            </w:r>
+          </w:p>
+        </w:tc>
+        <w:tc>
+          <w:tcPr/>
+          <w:p>
+            <w:pPr>
+              <w:pStyle w:val="Compact"/>
+              <w:jc w:val="right"/>
+            </w:pPr>
+            <w:r>
+              <w:rPr>
+                <w:bCs/>
+                <w:b/>
+              </w:rPr>
+              <w:t xml:space="preserve">£160,208</w:t>
+            </w:r>
+          </w:p>
+        </w:tc>
+        <w:tc>
+          <w:tcPr/>
+          <w:p>
+            <w:pPr>
+              <w:pStyle w:val="Compact"/>
+              <w:jc w:val="right"/>
+            </w:pPr>
+            <w:r>
+              <w:rPr>
+                <w:bCs/>
+                <w:b/>
+              </w:rPr>
+              <w:t xml:space="preserve">£605,280</w:t>
             </w:r>
           </w:p>
         </w:tc>
@@ -9535,31 +9648,31 @@
               <w:jc w:val="right"/>
             </w:pPr>
             <w:r>
-              <w:t xml:space="preserve">88.0%</w:t>
-            </w:r>
-          </w:p>
-        </w:tc>
-        <w:tc>
-          <w:tcPr/>
-          <w:p>
-            <w:pPr>
-              <w:pStyle w:val="Compact"/>
-              <w:jc w:val="right"/>
-            </w:pPr>
-            <w:r>
-              <w:t xml:space="preserve">91.6%</w:t>
-            </w:r>
-          </w:p>
-        </w:tc>
-        <w:tc>
-          <w:tcPr/>
-          <w:p>
-            <w:pPr>
-              <w:pStyle w:val="Compact"/>
-              <w:jc w:val="right"/>
-            </w:pPr>
-            <w:r>
-              <w:t xml:space="preserve">92.3%</w:t>
+              <w:t xml:space="preserve">91.0%</w:t>
+            </w:r>
+          </w:p>
+        </w:tc>
+        <w:tc>
+          <w:tcPr/>
+          <w:p>
+            <w:pPr>
+              <w:pStyle w:val="Compact"/>
+              <w:jc w:val="right"/>
+            </w:pPr>
+            <w:r>
+              <w:t xml:space="preserve">91.1%</w:t>
+            </w:r>
+          </w:p>
+        </w:tc>
+        <w:tc>
+          <w:tcPr/>
+          <w:p>
+            <w:pPr>
+              <w:pStyle w:val="Compact"/>
+              <w:jc w:val="right"/>
+            </w:pPr>
+            <w:r>
+              <w:t xml:space="preserve">91.8%</w:t>
             </w:r>
           </w:p>
         </w:tc>
@@ -9690,19 +9803,19 @@
               <w:jc w:val="right"/>
             </w:pPr>
             <w:r>
-              <w:t xml:space="preserve">134,028</w:t>
-            </w:r>
-          </w:p>
-        </w:tc>
-        <w:tc>
-          <w:tcPr/>
-          <w:p>
-            <w:pPr>
-              <w:pStyle w:val="Compact"/>
-              <w:jc w:val="right"/>
-            </w:pPr>
-            <w:r>
-              <w:t xml:space="preserve">824,256</w:t>
+              <w:t xml:space="preserve">141,028</w:t>
+            </w:r>
+          </w:p>
+        </w:tc>
+        <w:tc>
+          <w:tcPr/>
+          <w:p>
+            <w:pPr>
+              <w:pStyle w:val="Compact"/>
+              <w:jc w:val="right"/>
+            </w:pPr>
+            <w:r>
+              <w:t xml:space="preserve">821,256</w:t>
             </w:r>
           </w:p>
         </w:tc>
@@ -9928,31 +10041,31 @@
               <w:jc w:val="right"/>
             </w:pPr>
             <w:r>
-              <w:t xml:space="preserve">11,988</w:t>
-            </w:r>
-          </w:p>
-        </w:tc>
-        <w:tc>
-          <w:tcPr/>
-          <w:p>
-            <w:pPr>
-              <w:pStyle w:val="Compact"/>
-              <w:jc w:val="right"/>
-            </w:pPr>
-            <w:r>
-              <w:t xml:space="preserve">185,808</w:t>
-            </w:r>
-          </w:p>
-        </w:tc>
-        <w:tc>
-          <w:tcPr/>
-          <w:p>
-            <w:pPr>
-              <w:pStyle w:val="Compact"/>
-              <w:jc w:val="right"/>
-            </w:pPr>
-            <w:r>
-              <w:t xml:space="preserve">699,280</w:t>
+              <w:t xml:space="preserve">15,988</w:t>
+            </w:r>
+          </w:p>
+        </w:tc>
+        <w:tc>
+          <w:tcPr/>
+          <w:p>
+            <w:pPr>
+              <w:pStyle w:val="Compact"/>
+              <w:jc w:val="right"/>
+            </w:pPr>
+            <w:r>
+              <w:t xml:space="preserve">175,808</w:t>
+            </w:r>
+          </w:p>
+        </w:tc>
+        <w:tc>
+          <w:tcPr/>
+          <w:p>
+            <w:pPr>
+              <w:pStyle w:val="Compact"/>
+              <w:jc w:val="right"/>
+            </w:pPr>
+            <w:r>
+              <w:t xml:space="preserve">659,280</w:t>
             </w:r>
           </w:p>
         </w:tc>
@@ -9986,39 +10099,39 @@
                 <w:bCs/>
                 <w:b/>
               </w:rPr>
-              <w:t xml:space="preserve">164,988</w:t>
-            </w:r>
-          </w:p>
-        </w:tc>
-        <w:tc>
-          <w:tcPr/>
-          <w:p>
-            <w:pPr>
-              <w:pStyle w:val="Compact"/>
-              <w:jc w:val="right"/>
-            </w:pPr>
-            <w:r>
-              <w:rPr>
-                <w:bCs/>
-                <w:b/>
-              </w:rPr>
-              <w:t xml:space="preserve">940,308</w:t>
-            </w:r>
-          </w:p>
-        </w:tc>
-        <w:tc>
-          <w:tcPr/>
-          <w:p>
-            <w:pPr>
-              <w:pStyle w:val="Compact"/>
-              <w:jc w:val="right"/>
-            </w:pPr>
-            <w:r>
-              <w:rPr>
-                <w:bCs/>
-                <w:b/>
-              </w:rPr>
-              <w:t xml:space="preserve">708,780</w:t>
+              <w:t xml:space="preserve">171,988</w:t>
+            </w:r>
+          </w:p>
+        </w:tc>
+        <w:tc>
+          <w:tcPr/>
+          <w:p>
+            <w:pPr>
+              <w:pStyle w:val="Compact"/>
+              <w:jc w:val="right"/>
+            </w:pPr>
+            <w:r>
+              <w:rPr>
+                <w:bCs/>
+                <w:b/>
+              </w:rPr>
+              <w:t xml:space="preserve">930,308</w:t>
+            </w:r>
+          </w:p>
+        </w:tc>
+        <w:tc>
+          <w:tcPr/>
+          <w:p>
+            <w:pPr>
+              <w:pStyle w:val="Compact"/>
+              <w:jc w:val="right"/>
+            </w:pPr>
+            <w:r>
+              <w:rPr>
+                <w:bCs/>
+                <w:b/>
+              </w:rPr>
+              <w:t xml:space="preserve">668,780</w:t>
             </w:r>
           </w:p>
         </w:tc>
@@ -10568,39 +10681,39 @@
                 <w:bCs/>
                 <w:b/>
               </w:rPr>
-              <w:t xml:space="preserve">134,028</w:t>
-            </w:r>
-          </w:p>
-        </w:tc>
-        <w:tc>
-          <w:tcPr/>
-          <w:p>
-            <w:pPr>
-              <w:pStyle w:val="Compact"/>
-              <w:jc w:val="right"/>
-            </w:pPr>
-            <w:r>
-              <w:rPr>
-                <w:bCs/>
-                <w:b/>
-              </w:rPr>
-              <w:t xml:space="preserve">690,228</w:t>
-            </w:r>
-          </w:p>
-        </w:tc>
-        <w:tc>
-          <w:tcPr/>
-          <w:p>
-            <w:pPr>
-              <w:pStyle w:val="Compact"/>
-              <w:jc w:val="right"/>
-            </w:pPr>
-            <w:r>
-              <w:rPr>
-                <w:bCs/>
-                <w:b/>
-              </w:rPr>
-              <w:t xml:space="preserve">66,520</w:t>
+              <w:t xml:space="preserve">141,028</w:t>
+            </w:r>
+          </w:p>
+        </w:tc>
+        <w:tc>
+          <w:tcPr/>
+          <w:p>
+            <w:pPr>
+              <w:pStyle w:val="Compact"/>
+              <w:jc w:val="right"/>
+            </w:pPr>
+            <w:r>
+              <w:rPr>
+                <w:bCs/>
+                <w:b/>
+              </w:rPr>
+              <w:t xml:space="preserve">680,228</w:t>
+            </w:r>
+          </w:p>
+        </w:tc>
+        <w:tc>
+          <w:tcPr/>
+          <w:p>
+            <w:pPr>
+              <w:pStyle w:val="Compact"/>
+              <w:jc w:val="right"/>
+            </w:pPr>
+            <w:r>
+              <w:rPr>
+                <w:bCs/>
+                <w:b/>
+              </w:rPr>
+              <w:t xml:space="preserve">26,520</w:t>
             </w:r>
           </w:p>
         </w:tc>
@@ -10634,39 +10747,39 @@
                 <w:bCs/>
                 <w:b/>
               </w:rPr>
-              <w:t xml:space="preserve">134,028</w:t>
-            </w:r>
-          </w:p>
-        </w:tc>
-        <w:tc>
-          <w:tcPr/>
-          <w:p>
-            <w:pPr>
-              <w:pStyle w:val="Compact"/>
-              <w:jc w:val="right"/>
-            </w:pPr>
-            <w:r>
-              <w:rPr>
-                <w:bCs/>
-                <w:b/>
-              </w:rPr>
-              <w:t xml:space="preserve">824,256</w:t>
-            </w:r>
-          </w:p>
-        </w:tc>
-        <w:tc>
-          <w:tcPr/>
-          <w:p>
-            <w:pPr>
-              <w:pStyle w:val="Compact"/>
-              <w:jc w:val="right"/>
-            </w:pPr>
-            <w:r>
-              <w:rPr>
-                <w:bCs/>
-                <w:b/>
-              </w:rPr>
-              <w:t xml:space="preserve">890,776</w:t>
+              <w:t xml:space="preserve">141,028</w:t>
+            </w:r>
+          </w:p>
+        </w:tc>
+        <w:tc>
+          <w:tcPr/>
+          <w:p>
+            <w:pPr>
+              <w:pStyle w:val="Compact"/>
+              <w:jc w:val="right"/>
+            </w:pPr>
+            <w:r>
+              <w:rPr>
+                <w:bCs/>
+                <w:b/>
+              </w:rPr>
+              <w:t xml:space="preserve">821,256</w:t>
+            </w:r>
+          </w:p>
+        </w:tc>
+        <w:tc>
+          <w:tcPr/>
+          <w:p>
+            <w:pPr>
+              <w:pStyle w:val="Compact"/>
+              <w:jc w:val="right"/>
+            </w:pPr>
+            <w:r>
+              <w:rPr>
+                <w:bCs/>
+                <w:b/>
+              </w:rPr>
+              <w:t xml:space="preserve">847,776</w:t>
             </w:r>
           </w:p>
         </w:tc>
@@ -10722,7 +10835,7 @@
         <w:t xml:space="preserve"> </w:t>
       </w:r>
       <w:r>
-        <w:t xml:space="preserve">operating burn of ≈£750–£1,400/month, funded entirely by the £6,000 founder injection. No founder salary. The 12-week Bedfordshire pilot runs Sep–Nov 2026 (M4–M6).</w:t>
+        <w:t xml:space="preserve">operating burn of ≈£350–£1,500/month, funded entirely by the £6,000 founder injection. No founder salary. The 12-week Bedfordshire pilot runs Sep–Nov 2026 (M4–M6).</w:t>
       </w:r>
     </w:p>
     <w:p>
@@ -10779,7 +10892,7 @@
         <w:t xml:space="preserve"> </w:t>
       </w:r>
       <w:r>
-        <w:t xml:space="preserve">founders draw £1,500/month each; total burn rises to ≈£5,500/month — comfortably within pre-seed runway.</w:t>
+        <w:t xml:space="preserve">founders draw £1,500/month each; total burn rises to ≈£4,500/month — comfortably within pre-seed runway.</w:t>
       </w:r>
     </w:p>
     <w:p>
@@ -10890,31 +11003,31 @@
               <w:jc w:val="right"/>
             </w:pPr>
             <w:r>
-              <w:t xml:space="preserve">11,988</w:t>
-            </w:r>
-          </w:p>
-        </w:tc>
-        <w:tc>
-          <w:tcPr/>
-          <w:p>
-            <w:pPr>
-              <w:pStyle w:val="Compact"/>
-              <w:jc w:val="right"/>
-            </w:pPr>
-            <w:r>
-              <w:t xml:space="preserve">185,808</w:t>
-            </w:r>
-          </w:p>
-        </w:tc>
-        <w:tc>
-          <w:tcPr/>
-          <w:p>
-            <w:pPr>
-              <w:pStyle w:val="Compact"/>
-              <w:jc w:val="right"/>
-            </w:pPr>
-            <w:r>
-              <w:t xml:space="preserve">699,280</w:t>
+              <w:t xml:space="preserve">15,988</w:t>
+            </w:r>
+          </w:p>
+        </w:tc>
+        <w:tc>
+          <w:tcPr/>
+          <w:p>
+            <w:pPr>
+              <w:pStyle w:val="Compact"/>
+              <w:jc w:val="right"/>
+            </w:pPr>
+            <w:r>
+              <w:t xml:space="preserve">175,808</w:t>
+            </w:r>
+          </w:p>
+        </w:tc>
+        <w:tc>
+          <w:tcPr/>
+          <w:p>
+            <w:pPr>
+              <w:pStyle w:val="Compact"/>
+              <w:jc w:val="right"/>
+            </w:pPr>
+            <w:r>
+              <w:t xml:space="preserve">659,280</w:t>
             </w:r>
           </w:p>
         </w:tc>
@@ -10998,39 +11111,39 @@
                 <w:bCs/>
                 <w:b/>
               </w:rPr>
-              <w:t xml:space="preserve">10,548</w:t>
-            </w:r>
-          </w:p>
-        </w:tc>
-        <w:tc>
-          <w:tcPr/>
-          <w:p>
-            <w:pPr>
-              <w:pStyle w:val="Compact"/>
-              <w:jc w:val="right"/>
-            </w:pPr>
-            <w:r>
-              <w:rPr>
-                <w:bCs/>
-                <w:b/>
-              </w:rPr>
-              <w:t xml:space="preserve">170,208</w:t>
-            </w:r>
-          </w:p>
-        </w:tc>
-        <w:tc>
-          <w:tcPr/>
-          <w:p>
-            <w:pPr>
-              <w:pStyle w:val="Compact"/>
-              <w:jc w:val="right"/>
-            </w:pPr>
-            <w:r>
-              <w:rPr>
-                <w:bCs/>
-                <w:b/>
-              </w:rPr>
-              <w:t xml:space="preserve">645,280</w:t>
+              <w:t xml:space="preserve">14,548</w:t>
+            </w:r>
+          </w:p>
+        </w:tc>
+        <w:tc>
+          <w:tcPr/>
+          <w:p>
+            <w:pPr>
+              <w:pStyle w:val="Compact"/>
+              <w:jc w:val="right"/>
+            </w:pPr>
+            <w:r>
+              <w:rPr>
+                <w:bCs/>
+                <w:b/>
+              </w:rPr>
+              <w:t xml:space="preserve">160,208</w:t>
+            </w:r>
+          </w:p>
+        </w:tc>
+        <w:tc>
+          <w:tcPr/>
+          <w:p>
+            <w:pPr>
+              <w:pStyle w:val="Compact"/>
+              <w:jc w:val="right"/>
+            </w:pPr>
+            <w:r>
+              <w:rPr>
+                <w:bCs/>
+                <w:b/>
+              </w:rPr>
+              <w:t xml:space="preserve">605,280</w:t>
             </w:r>
           </w:p>
         </w:tc>
@@ -11630,39 +11743,39 @@
                 <w:bCs/>
                 <w:b/>
               </w:rPr>
-              <w:t xml:space="preserve">(18,072)</w:t>
-            </w:r>
-          </w:p>
-        </w:tc>
-        <w:tc>
-          <w:tcPr/>
-          <w:p>
-            <w:pPr>
-              <w:pStyle w:val="Compact"/>
-              <w:jc w:val="right"/>
-            </w:pPr>
-            <w:r>
-              <w:rPr>
-                <w:bCs/>
-                <w:b/>
-              </w:rPr>
-              <w:t xml:space="preserve">(61,272)</w:t>
-            </w:r>
-          </w:p>
-        </w:tc>
-        <w:tc>
-          <w:tcPr/>
-          <w:p>
-            <w:pPr>
-              <w:pStyle w:val="Compact"/>
-              <w:jc w:val="right"/>
-            </w:pPr>
-            <w:r>
-              <w:rPr>
-                <w:bCs/>
-                <w:b/>
-              </w:rPr>
-              <w:t xml:space="preserve">66,020</w:t>
+              <w:t xml:space="preserve">(14,072)</w:t>
+            </w:r>
+          </w:p>
+        </w:tc>
+        <w:tc>
+          <w:tcPr/>
+          <w:p>
+            <w:pPr>
+              <w:pStyle w:val="Compact"/>
+              <w:jc w:val="right"/>
+            </w:pPr>
+            <w:r>
+              <w:rPr>
+                <w:bCs/>
+                <w:b/>
+              </w:rPr>
+              <w:t xml:space="preserve">(71,272)</w:t>
+            </w:r>
+          </w:p>
+        </w:tc>
+        <w:tc>
+          <w:tcPr/>
+          <w:p>
+            <w:pPr>
+              <w:pStyle w:val="Compact"/>
+              <w:jc w:val="right"/>
+            </w:pPr>
+            <w:r>
+              <w:rPr>
+                <w:bCs/>
+                <w:b/>
+              </w:rPr>
+              <w:t xml:space="preserve">26,020</w:t>
             </w:r>
           </w:p>
         </w:tc>
@@ -11746,39 +11859,39 @@
                 <w:bCs/>
                 <w:b/>
               </w:rPr>
-              <w:t xml:space="preserve">(18,372)</w:t>
-            </w:r>
-          </w:p>
-        </w:tc>
-        <w:tc>
-          <w:tcPr/>
-          <w:p>
-            <w:pPr>
-              <w:pStyle w:val="Compact"/>
-              <w:jc w:val="right"/>
-            </w:pPr>
-            <w:r>
-              <w:rPr>
-                <w:bCs/>
-                <w:b/>
-              </w:rPr>
-              <w:t xml:space="preserve">(62,772)</w:t>
-            </w:r>
-          </w:p>
-        </w:tc>
-        <w:tc>
-          <w:tcPr/>
-          <w:p>
-            <w:pPr>
-              <w:pStyle w:val="Compact"/>
-              <w:jc w:val="right"/>
-            </w:pPr>
-            <w:r>
-              <w:rPr>
-                <w:bCs/>
-                <w:b/>
-              </w:rPr>
-              <w:t xml:space="preserve">61,520</w:t>
+              <w:t xml:space="preserve">(14,372)</w:t>
+            </w:r>
+          </w:p>
+        </w:tc>
+        <w:tc>
+          <w:tcPr/>
+          <w:p>
+            <w:pPr>
+              <w:pStyle w:val="Compact"/>
+              <w:jc w:val="right"/>
+            </w:pPr>
+            <w:r>
+              <w:rPr>
+                <w:bCs/>
+                <w:b/>
+              </w:rPr>
+              <w:t xml:space="preserve">(72,772)</w:t>
+            </w:r>
+          </w:p>
+        </w:tc>
+        <w:tc>
+          <w:tcPr/>
+          <w:p>
+            <w:pPr>
+              <w:pStyle w:val="Compact"/>
+              <w:jc w:val="right"/>
+            </w:pPr>
+            <w:r>
+              <w:rPr>
+                <w:bCs/>
+                <w:b/>
+              </w:rPr>
+              <w:t xml:space="preserve">21,520</w:t>
             </w:r>
           </w:p>
         </w:tc>
@@ -11862,39 +11975,39 @@
                 <w:bCs/>
                 <w:b/>
               </w:rPr>
-              <w:t xml:space="preserve">(18,372)</w:t>
-            </w:r>
-          </w:p>
-        </w:tc>
-        <w:tc>
-          <w:tcPr/>
-          <w:p>
-            <w:pPr>
-              <w:pStyle w:val="Compact"/>
-              <w:jc w:val="right"/>
-            </w:pPr>
-            <w:r>
-              <w:rPr>
-                <w:bCs/>
-                <w:b/>
-              </w:rPr>
-              <w:t xml:space="preserve">(62,772)</w:t>
-            </w:r>
-          </w:p>
-        </w:tc>
-        <w:tc>
-          <w:tcPr/>
-          <w:p>
-            <w:pPr>
-              <w:pStyle w:val="Compact"/>
-              <w:jc w:val="right"/>
-            </w:pPr>
-            <w:r>
-              <w:rPr>
-                <w:bCs/>
-                <w:b/>
-              </w:rPr>
-              <w:t xml:space="preserve">61,520</w:t>
+              <w:t xml:space="preserve">(14,372)</w:t>
+            </w:r>
+          </w:p>
+        </w:tc>
+        <w:tc>
+          <w:tcPr/>
+          <w:p>
+            <w:pPr>
+              <w:pStyle w:val="Compact"/>
+              <w:jc w:val="right"/>
+            </w:pPr>
+            <w:r>
+              <w:rPr>
+                <w:bCs/>
+                <w:b/>
+              </w:rPr>
+              <w:t xml:space="preserve">(72,772)</w:t>
+            </w:r>
+          </w:p>
+        </w:tc>
+        <w:tc>
+          <w:tcPr/>
+          <w:p>
+            <w:pPr>
+              <w:pStyle w:val="Compact"/>
+              <w:jc w:val="right"/>
+            </w:pPr>
+            <w:r>
+              <w:rPr>
+                <w:bCs/>
+                <w:b/>
+              </w:rPr>
+              <w:t xml:space="preserve">21,520</w:t>
             </w:r>
           </w:p>
         </w:tc>
@@ -11909,7 +12022,7 @@
           <w:bCs/>
           <w:b/>
         </w:rPr>
-        <w:t xml:space="preserve">Operating profit turns positive in Q3 Y3.</w:t>
+        <w:t xml:space="preserve">Operating profit turns positive in Q4 Y3.</w:t>
       </w:r>
       <w:r>
         <w:t xml:space="preserve"> </w:t>
@@ -12067,31 +12180,31 @@
               <w:jc w:val="right"/>
             </w:pPr>
             <w:r>
-              <w:t xml:space="preserve">134,028</w:t>
-            </w:r>
-          </w:p>
-        </w:tc>
-        <w:tc>
-          <w:tcPr/>
-          <w:p>
-            <w:pPr>
-              <w:pStyle w:val="Compact"/>
-              <w:jc w:val="right"/>
-            </w:pPr>
-            <w:r>
-              <w:t xml:space="preserve">824,256</w:t>
-            </w:r>
-          </w:p>
-        </w:tc>
-        <w:tc>
-          <w:tcPr/>
-          <w:p>
-            <w:pPr>
-              <w:pStyle w:val="Compact"/>
-              <w:jc w:val="right"/>
-            </w:pPr>
-            <w:r>
-              <w:t xml:space="preserve">890,776</w:t>
+              <w:t xml:space="preserve">141,028</w:t>
+            </w:r>
+          </w:p>
+        </w:tc>
+        <w:tc>
+          <w:tcPr/>
+          <w:p>
+            <w:pPr>
+              <w:pStyle w:val="Compact"/>
+              <w:jc w:val="right"/>
+            </w:pPr>
+            <w:r>
+              <w:t xml:space="preserve">821,256</w:t>
+            </w:r>
+          </w:p>
+        </w:tc>
+        <w:tc>
+          <w:tcPr/>
+          <w:p>
+            <w:pPr>
+              <w:pStyle w:val="Compact"/>
+              <w:jc w:val="right"/>
+            </w:pPr>
+            <w:r>
+              <w:t xml:space="preserve">847,776</w:t>
             </w:r>
           </w:p>
         </w:tc>
@@ -12225,39 +12338,39 @@
                 <w:bCs/>
                 <w:b/>
               </w:rPr>
-              <w:t xml:space="preserve">135,428</w:t>
-            </w:r>
-          </w:p>
-        </w:tc>
-        <w:tc>
-          <w:tcPr/>
-          <w:p>
-            <w:pPr>
-              <w:pStyle w:val="Compact"/>
-              <w:jc w:val="right"/>
-            </w:pPr>
-            <w:r>
-              <w:rPr>
-                <w:bCs/>
-                <w:b/>
-              </w:rPr>
-              <w:t xml:space="preserve">832,556</w:t>
-            </w:r>
-          </w:p>
-        </w:tc>
-        <w:tc>
-          <w:tcPr/>
-          <w:p>
-            <w:pPr>
-              <w:pStyle w:val="Compact"/>
-              <w:jc w:val="right"/>
-            </w:pPr>
-            <w:r>
-              <w:rPr>
-                <w:bCs/>
-                <w:b/>
-              </w:rPr>
-              <w:t xml:space="preserve">919,676</w:t>
+              <w:t xml:space="preserve">142,428</w:t>
+            </w:r>
+          </w:p>
+        </w:tc>
+        <w:tc>
+          <w:tcPr/>
+          <w:p>
+            <w:pPr>
+              <w:pStyle w:val="Compact"/>
+              <w:jc w:val="right"/>
+            </w:pPr>
+            <w:r>
+              <w:rPr>
+                <w:bCs/>
+                <w:b/>
+              </w:rPr>
+              <w:t xml:space="preserve">829,556</w:t>
+            </w:r>
+          </w:p>
+        </w:tc>
+        <w:tc>
+          <w:tcPr/>
+          <w:p>
+            <w:pPr>
+              <w:pStyle w:val="Compact"/>
+              <w:jc w:val="right"/>
+            </w:pPr>
+            <w:r>
+              <w:rPr>
+                <w:bCs/>
+                <w:b/>
+              </w:rPr>
+              <w:t xml:space="preserve">876,676</w:t>
             </w:r>
           </w:p>
         </w:tc>
@@ -12341,39 +12454,39 @@
                 <w:bCs/>
                 <w:b/>
               </w:rPr>
-              <w:t xml:space="preserve">134,028</w:t>
-            </w:r>
-          </w:p>
-        </w:tc>
-        <w:tc>
-          <w:tcPr/>
-          <w:p>
-            <w:pPr>
-              <w:pStyle w:val="Compact"/>
-              <w:jc w:val="right"/>
-            </w:pPr>
-            <w:r>
-              <w:rPr>
-                <w:bCs/>
-                <w:b/>
-              </w:rPr>
-              <w:t xml:space="preserve">828,356</w:t>
-            </w:r>
-          </w:p>
-        </w:tc>
-        <w:tc>
-          <w:tcPr/>
-          <w:p>
-            <w:pPr>
-              <w:pStyle w:val="Compact"/>
-              <w:jc w:val="right"/>
-            </w:pPr>
-            <w:r>
-              <w:rPr>
-                <w:bCs/>
-                <w:b/>
-              </w:rPr>
-              <w:t xml:space="preserve">909,876</w:t>
+              <w:t xml:space="preserve">141,028</w:t>
+            </w:r>
+          </w:p>
+        </w:tc>
+        <w:tc>
+          <w:tcPr/>
+          <w:p>
+            <w:pPr>
+              <w:pStyle w:val="Compact"/>
+              <w:jc w:val="right"/>
+            </w:pPr>
+            <w:r>
+              <w:rPr>
+                <w:bCs/>
+                <w:b/>
+              </w:rPr>
+              <w:t xml:space="preserve">825,356</w:t>
+            </w:r>
+          </w:p>
+        </w:tc>
+        <w:tc>
+          <w:tcPr/>
+          <w:p>
+            <w:pPr>
+              <w:pStyle w:val="Compact"/>
+              <w:jc w:val="right"/>
+            </w:pPr>
+            <w:r>
+              <w:rPr>
+                <w:bCs/>
+                <w:b/>
+              </w:rPr>
+              <w:t xml:space="preserve">866,876</w:t>
             </w:r>
           </w:p>
         </w:tc>
@@ -12449,31 +12562,31 @@
               <w:jc w:val="right"/>
             </w:pPr>
             <w:r>
-              <w:t xml:space="preserve">149,400</w:t>
-            </w:r>
-          </w:p>
-        </w:tc>
-        <w:tc>
-          <w:tcPr/>
-          <w:p>
-            <w:pPr>
-              <w:pStyle w:val="Compact"/>
-              <w:jc w:val="right"/>
-            </w:pPr>
-            <w:r>
-              <w:t xml:space="preserve">898,800</w:t>
-            </w:r>
-          </w:p>
-        </w:tc>
-        <w:tc>
-          <w:tcPr/>
-          <w:p>
-            <w:pPr>
-              <w:pStyle w:val="Compact"/>
-              <w:jc w:val="right"/>
-            </w:pPr>
-            <w:r>
-              <w:t xml:space="preserve">898,800</w:t>
+              <w:t xml:space="preserve">150,000</w:t>
+            </w:r>
+          </w:p>
+        </w:tc>
+        <w:tc>
+          <w:tcPr/>
+          <w:p>
+            <w:pPr>
+              <w:pStyle w:val="Compact"/>
+              <w:jc w:val="right"/>
+            </w:pPr>
+            <w:r>
+              <w:t xml:space="preserve">900,000</w:t>
+            </w:r>
+          </w:p>
+        </w:tc>
+        <w:tc>
+          <w:tcPr/>
+          <w:p>
+            <w:pPr>
+              <w:pStyle w:val="Compact"/>
+              <w:jc w:val="right"/>
+            </w:pPr>
+            <w:r>
+              <w:t xml:space="preserve">900,000</w:t>
             </w:r>
           </w:p>
         </w:tc>
@@ -12499,31 +12612,31 @@
               <w:jc w:val="right"/>
             </w:pPr>
             <w:r>
-              <w:t xml:space="preserve">(18,372)</w:t>
-            </w:r>
-          </w:p>
-        </w:tc>
-        <w:tc>
-          <w:tcPr/>
-          <w:p>
-            <w:pPr>
-              <w:pStyle w:val="Compact"/>
-              <w:jc w:val="right"/>
-            </w:pPr>
-            <w:r>
-              <w:t xml:space="preserve">(81,144)</w:t>
-            </w:r>
-          </w:p>
-        </w:tc>
-        <w:tc>
-          <w:tcPr/>
-          <w:p>
-            <w:pPr>
-              <w:pStyle w:val="Compact"/>
-              <w:jc w:val="right"/>
-            </w:pPr>
-            <w:r>
-              <w:t xml:space="preserve">(19,624)</w:t>
+              <w:t xml:space="preserve">(14,372)</w:t>
+            </w:r>
+          </w:p>
+        </w:tc>
+        <w:tc>
+          <w:tcPr/>
+          <w:p>
+            <w:pPr>
+              <w:pStyle w:val="Compact"/>
+              <w:jc w:val="right"/>
+            </w:pPr>
+            <w:r>
+              <w:t xml:space="preserve">(87,144)</w:t>
+            </w:r>
+          </w:p>
+        </w:tc>
+        <w:tc>
+          <w:tcPr/>
+          <w:p>
+            <w:pPr>
+              <w:pStyle w:val="Compact"/>
+              <w:jc w:val="right"/>
+            </w:pPr>
+            <w:r>
+              <w:t xml:space="preserve">(65,624)</w:t>
             </w:r>
           </w:p>
         </w:tc>
@@ -12557,39 +12670,39 @@
                 <w:bCs/>
                 <w:b/>
               </w:rPr>
-              <w:t xml:space="preserve">134,028</w:t>
-            </w:r>
-          </w:p>
-        </w:tc>
-        <w:tc>
-          <w:tcPr/>
-          <w:p>
-            <w:pPr>
-              <w:pStyle w:val="Compact"/>
-              <w:jc w:val="right"/>
-            </w:pPr>
-            <w:r>
-              <w:rPr>
-                <w:bCs/>
-                <w:b/>
-              </w:rPr>
-              <w:t xml:space="preserve">820,656</w:t>
-            </w:r>
-          </w:p>
-        </w:tc>
-        <w:tc>
-          <w:tcPr/>
-          <w:p>
-            <w:pPr>
-              <w:pStyle w:val="Compact"/>
-              <w:jc w:val="right"/>
-            </w:pPr>
-            <w:r>
-              <w:rPr>
-                <w:bCs/>
-                <w:b/>
-              </w:rPr>
-              <w:t xml:space="preserve">882,176</w:t>
+              <w:t xml:space="preserve">138,628</w:t>
+            </w:r>
+          </w:p>
+        </w:tc>
+        <w:tc>
+          <w:tcPr/>
+          <w:p>
+            <w:pPr>
+              <w:pStyle w:val="Compact"/>
+              <w:jc w:val="right"/>
+            </w:pPr>
+            <w:r>
+              <w:rPr>
+                <w:bCs/>
+                <w:b/>
+              </w:rPr>
+              <w:t xml:space="preserve">815,856</w:t>
+            </w:r>
+          </w:p>
+        </w:tc>
+        <w:tc>
+          <w:tcPr/>
+          <w:p>
+            <w:pPr>
+              <w:pStyle w:val="Compact"/>
+              <w:jc w:val="right"/>
+            </w:pPr>
+            <w:r>
+              <w:rPr>
+                <w:bCs/>
+                <w:b/>
+              </w:rPr>
+              <w:t xml:space="preserve">837,376</w:t>
             </w:r>
           </w:p>
         </w:tc>
@@ -13126,31 +13239,31 @@
               <w:jc w:val="right"/>
             </w:pPr>
             <w:r>
-              <w:t xml:space="preserve">30%</w:t>
-            </w:r>
-          </w:p>
-        </w:tc>
-        <w:tc>
-          <w:tcPr/>
-          <w:p>
-            <w:pPr>
-              <w:pStyle w:val="Compact"/>
-              <w:jc w:val="right"/>
-            </w:pPr>
-            <w:r>
-              <w:t xml:space="preserve">15%</w:t>
-            </w:r>
-          </w:p>
-        </w:tc>
-        <w:tc>
-          <w:tcPr/>
-          <w:p>
-            <w:pPr>
-              <w:pStyle w:val="Compact"/>
-              <w:jc w:val="right"/>
-            </w:pPr>
-            <w:r>
-              <w:t xml:space="preserve">13%</w:t>
+              <w:t xml:space="preserve">23%</w:t>
+            </w:r>
+          </w:p>
+        </w:tc>
+        <w:tc>
+          <w:tcPr/>
+          <w:p>
+            <w:pPr>
+              <w:pStyle w:val="Compact"/>
+              <w:jc w:val="right"/>
+            </w:pPr>
+            <w:r>
+              <w:t xml:space="preserve">16%</w:t>
+            </w:r>
+          </w:p>
+        </w:tc>
+        <w:tc>
+          <w:tcPr/>
+          <w:p>
+            <w:pPr>
+              <w:pStyle w:val="Compact"/>
+              <w:jc w:val="right"/>
+            </w:pPr>
+            <w:r>
+              <w:t xml:space="preserve">14%</w:t>
             </w:r>
           </w:p>
         </w:tc>

--- a/visa_appendices/docx/DEQUAD_UKES_Business_Plan.docx
+++ b/visa_appendices/docx/DEQUAD_UKES_Business_Plan.docx
@@ -14838,7 +14838,7 @@
                 <w:b/>
                 <w:bCs/>
               </w:rPr>
-              <w:t xml:space="preserve">Founder CV — Yusuf Quadri (updated June 2026)</w:t>
+              <w:t xml:space="preserve">Founder CV — Yusuf Quadri (updated August 2026)</w:t>
             </w:r>
           </w:p>
         </w:tc>
@@ -15063,7 +15063,7 @@
               <w:pStyle w:val="Compact"/>
             </w:pPr>
             <w:r>
-              <w:t xml:space="preserve">Job descriptions for first 6 hires</w:t>
+              <w:t xml:space="preserve">Job description for the plan’s one funded hire (Year 3)</w:t>
             </w:r>
           </w:p>
         </w:tc>

--- a/visa_appendices/docx/DEQUAD_UKES_Business_Plan.docx
+++ b/visa_appendices/docx/DEQUAD_UKES_Business_Plan.docx
@@ -2,14 +2,6 @@
 <file path=word/document.xml><?xml version="1.0" encoding="utf-8"?>
 <w:document xmlns:w="http://schemas.openxmlformats.org/wordprocessingml/2006/main" xmlns:m="http://schemas.openxmlformats.org/officeDocument/2006/math" xmlns:r="http://schemas.openxmlformats.org/officeDocument/2006/relationships" xmlns:o="urn:schemas-microsoft-com:office:office" xmlns:v="urn:schemas-microsoft-com:vml" xmlns:w10="urn:schemas-microsoft-com:office:word" xmlns:a="http://schemas.openxmlformats.org/drawingml/2006/main" xmlns:pic="http://schemas.openxmlformats.org/drawingml/2006/picture" xmlns:wp="http://schemas.openxmlformats.org/drawingml/2006/wordprocessingDrawing">
   <w:body>
-    <w:p>
-      <w:pPr>
-        <w:pStyle w:val="Title"/>
-      </w:pPr>
-      <w:r>
-        <w:t xml:space="preserve">DEQUAD_UKES_Business_Plan</w:t>
-      </w:r>
-    </w:p>
     <w:bookmarkStart w:id="68" w:name="dequad"/>
     <w:p>
       <w:pPr>
@@ -1286,18 +1278,34 @@
                 <w:b/>
                 <w:bCs/>
               </w:rPr>
-              <w:t xml:space="preserve">UK jobs — modest and self-funded</w:t>
-            </w:r>
-          </w:p>
-        </w:tc>
-        <w:tc>
-          <w:tcPr/>
-          <w:p>
-            <w:pPr>
-              <w:pStyle w:val="Compact"/>
-            </w:pPr>
-            <w:r>
-              <w:t xml:space="preserve">2 founders (Y1–Y2, unpaid by the company) → 3 people (2.5 FTE) by Y3, funded entirely from institutional and premium revenue, not external investment.</w:t>
+              <w:t xml:space="preserve">UK jobs</w:t>
+            </w:r>
+          </w:p>
+        </w:tc>
+        <w:tc>
+          <w:tcPr/>
+          <w:p>
+            <w:pPr>
+              <w:pStyle w:val="Compact"/>
+            </w:pPr>
+            <w:r>
+              <w:t xml:space="preserve">Conservative base case: 2 founders (Y1–Y2, unpaid) → 3 people / c.2.5 FTE by Y3.</w:t>
+            </w:r>
+            <w:r>
+              <w:t xml:space="preserve"> </w:t>
+            </w:r>
+            <w:r>
+              <w:rPr>
+                <w:b/>
+                <w:bCs/>
+              </w:rPr>
+              <w:t xml:space="preserve">Job-creation target:</w:t>
+            </w:r>
+            <w:r>
+              <w:t xml:space="preserve"> </w:t>
+            </w:r>
+            <w:r>
+              <w:t xml:space="preserve">7 people (2 founders + 5 full-time hires) once institutional revenue scales via pilot conversion — each of the 5 hires sustained at least 12 months at an average salary of £25,000/year, funded from revenue generated after piloting, meeting the Innovator Founder settlement job-creation criterion.</w:t>
             </w:r>
           </w:p>
         </w:tc>
@@ -2426,7 +2434,23 @@
         <w:t xml:space="preserve"> </w:t>
       </w:r>
       <w:r>
-        <w:t xml:space="preserve">A job description for the first funded hire (Safeguarding &amp; Trust Lead, part-time) is already written (Appendix G); headcount grows 2 (unpaid founders) → 2 → 3 (2.5 FTE) across the self-funded 3-year forecast, all UK-based. Faster hiring would only follow proven multi-university traction and/or a future funding round, neither of which is assumed in this plan.</w:t>
+        <w:t xml:space="preserve">Conservative base case: headcount grows 2 (unpaid founders) → 2 → 3 (c.2.5 FTE) across the 3-year forecast, all UK-based.</w:t>
+      </w:r>
+      <w:r>
+        <w:t xml:space="preserve"> </w:t>
+      </w:r>
+      <w:r>
+        <w:rPr>
+          <w:b/>
+          <w:bCs/>
+        </w:rPr>
+        <w:t xml:space="preserve">Job-creation target:</w:t>
+      </w:r>
+      <w:r>
+        <w:t xml:space="preserve"> </w:t>
+      </w:r>
+      <w:r>
+        <w:t xml:space="preserve">7 people (2 founders + 5 full-time hires, each sustained 12+ months at an average salary of £25,000/year) once institutional revenue scales via pilot conversion (§10.4) — funded from revenue generated after piloting, meeting the Innovator Founder settlement job-creation criterion.</w:t>
       </w:r>
     </w:p>
     <w:p>
@@ -6781,7 +6805,17 @@
         <w:pStyle w:val="FirstParagraph"/>
       </w:pPr>
       <w:r>
-        <w:t xml:space="preserve">This plan makes</w:t>
+        <w:rPr>
+          <w:b/>
+          <w:bCs/>
+        </w:rPr>
+        <w:t xml:space="preserve">Conservative base case</w:t>
+      </w:r>
+      <w:r>
+        <w:t xml:space="preserve"> </w:t>
+      </w:r>
+      <w:r>
+        <w:t xml:space="preserve">— this plan makes</w:t>
       </w:r>
       <w:r>
         <w:t xml:space="preserve"> </w:t>
@@ -6916,7 +6950,7 @@
         <w:pStyle w:val="BodyText"/>
       </w:pPr>
       <w:r>
-        <w:t xml:space="preserve">Headcount:</w:t>
+        <w:t xml:space="preserve">Headcount (conservative base case):</w:t>
       </w:r>
       <w:r>
         <w:t xml:space="preserve"> </w:t>
@@ -6932,23 +6966,54 @@
         <w:t xml:space="preserve"> </w:t>
       </w:r>
       <w:r>
-        <w:t xml:space="preserve">— all UK-based, entirely self-funded from revenue. Further hires (engineering, customer success, marketing) are</w:t>
-      </w:r>
-      <w:r>
-        <w:t xml:space="preserve"> </w:t>
-      </w:r>
+        <w:t xml:space="preserve">— all UK-based, entirely self-funded from revenue.</w:t>
+      </w:r>
+    </w:p>
+    <w:p>
+      <w:pPr>
+        <w:pStyle w:val="BodyText"/>
+      </w:pPr>
       <w:r>
         <w:rPr>
           <w:b/>
           <w:bCs/>
         </w:rPr>
-        <w:t xml:space="preserve">not assumed</w:t>
+        <w:t xml:space="preserve">Job-creation target, upside case (§10.4):</w:t>
       </w:r>
       <w:r>
         <w:t xml:space="preserve"> </w:t>
       </w:r>
       <w:r>
-        <w:t xml:space="preserve">in this plan; they would only be made beyond Year 3 if revenue growth or a future funding round justifies them.</w:t>
+        <w:t xml:space="preserve">once institutional revenue scales beyond this base case via pilot conversion, headcount grows to</w:t>
+      </w:r>
+      <w:r>
+        <w:t xml:space="preserve"> </w:t>
+      </w:r>
+      <w:r>
+        <w:rPr>
+          <w:b/>
+          <w:bCs/>
+        </w:rPr>
+        <w:t xml:space="preserve">7 people (2 founders + 5 full-time hires)</w:t>
+      </w:r>
+      <w:r>
+        <w:t xml:space="preserve"> </w:t>
+      </w:r>
+      <w:r>
+        <w:t xml:space="preserve">— see Appendix G for role-by-role detail</w:t>
+      </w:r>
+      <w:r>
+        <w:t xml:space="preserve"> </w:t>
+      </w:r>
+      <w:r>
+        <w:rPr>
+          <w:i/>
+          <w:iCs/>
+        </w:rPr>
+        <w:t xml:space="preserve">[titles, hire dates and salary bands TBC]</w:t>
+      </w:r>
+      <w:r>
+        <w:t xml:space="preserve">. Each of the 5 hires is sustained for at least 12 months at an average salary of £25,000/year, funded entirely from revenue generated after piloting, meeting the Innovator Founder settlement job-creation criterion.</w:t>
       </w:r>
     </w:p>
     <w:bookmarkEnd w:id="37"/>
@@ -7974,7 +8039,7 @@
               <w:pStyle w:val="Compact"/>
             </w:pPr>
             <w:r>
-              <w:t xml:space="preserve">Two-person core team — key-person risk until the first funded hire in Y3.</w:t>
+              <w:t xml:space="preserve">Two-person core team — key-person risk until the first hire (base case) or the five-hire job-creation target (upside case) lands in Y3.</w:t>
             </w:r>
           </w:p>
         </w:tc>
@@ -8949,7 +9014,20 @@
         <w:pStyle w:val="BodyText"/>
       </w:pPr>
       <w:r>
-        <w:t xml:space="preserve">If institutional traction significantly exceeds this conservative forecast (for example, 5+ paying universities), the founders may explore external investment beyond Year 3 to accelerate growth. That scenario is not part of the numbers presented here and carries no commitment, timeline, or dependency for this plan to succeed.</w:t>
+        <w:t xml:space="preserve">If institutional traction significantly exceeds this conservative forecast — for example, 5+ paying universities converting after the pilot stage — the resulting institutional revenue funds this plan’s job-creation target:</w:t>
+      </w:r>
+      <w:r>
+        <w:t xml:space="preserve"> </w:t>
+      </w:r>
+      <w:r>
+        <w:rPr>
+          <w:b/>
+          <w:bCs/>
+        </w:rPr>
+        <w:t xml:space="preserve">5 full-time UK roles, each sustained for at least 12 months at an average salary of £25,000/year</w:t>
+      </w:r>
+      <w:r>
+        <w:t xml:space="preserve">, meeting the Innovator Founder settlement job-creation criterion. This growth is funded entirely from revenue generated after piloting, not external investment, and is not part of the conservative £48,000 Y3 base case reconciled in Sections 11–14 (Appendix F).</w:t>
       </w:r>
     </w:p>
     <w:bookmarkEnd w:id="48"/>
@@ -14490,13 +14568,13 @@
       </w:r>
     </w:p>
     <w:bookmarkEnd w:id="63"/>
-    <w:bookmarkStart w:id="64" w:name="y3-first-modest-pay-first-hire"/>
+    <w:bookmarkStart w:id="64" w:name="Xf3cd6dc92f2df0fcc96b0cb0979595a5d4e96aa"/>
     <w:p>
       <w:pPr>
         <w:pStyle w:val="Heading3"/>
       </w:pPr>
       <w:r>
-        <w:t xml:space="preserve">18.3 Y3 — first modest pay, first hire</w:t>
+        <w:t xml:space="preserve">18.3 Y3 — conservative base case (first modest pay, first hire)</w:t>
       </w:r>
     </w:p>
     <w:tbl>
@@ -14672,7 +14750,7 @@
         <w:pStyle w:val="BodyText"/>
       </w:pPr>
       <w:r>
-        <w:t xml:space="preserve">Headcount:</w:t>
+        <w:t xml:space="preserve">Headcount (conservative base case):</w:t>
       </w:r>
       <w:r>
         <w:t xml:space="preserve"> </w:t>
@@ -14688,7 +14766,38 @@
         <w:t xml:space="preserve"> </w:t>
       </w:r>
       <w:r>
-        <w:t xml:space="preserve">— all UK-based, entirely self-funded. Scaling beyond this (additional engineering, customer success, marketing hires) is a longer-term ambition, not part of this 3-year plan, and would only follow proven multi-university revenue or a future funding round.</w:t>
+        <w:t xml:space="preserve">— all UK-based, entirely self-funded from the £48,000 conservative Y3 revenue.</w:t>
+      </w:r>
+    </w:p>
+    <w:p>
+      <w:pPr>
+        <w:pStyle w:val="BodyText"/>
+      </w:pPr>
+      <w:r>
+        <w:rPr>
+          <w:b/>
+          <w:bCs/>
+        </w:rPr>
+        <w:t xml:space="preserve">Job-creation target (upside case, §10.4):</w:t>
+      </w:r>
+      <w:r>
+        <w:t xml:space="preserve"> </w:t>
+      </w:r>
+      <w:r>
+        <w:t xml:space="preserve">if institutional revenue scales beyond this base case once pilot universities convert (5+ paying universities), the plan’s job-creation target is</w:t>
+      </w:r>
+      <w:r>
+        <w:t xml:space="preserve"> </w:t>
+      </w:r>
+      <w:r>
+        <w:rPr>
+          <w:b/>
+          <w:bCs/>
+        </w:rPr>
+        <w:t xml:space="preserve">7 people (2 founders + 5 full-time hires)</w:t>
+      </w:r>
+      <w:r>
+        <w:t xml:space="preserve">, each of the 5 hires sustained at least 12 months at an average salary of £25,000/year — funded entirely from revenue generated after piloting, meeting the Innovator Founder settlement job-creation criterion. This upside is not reconciled in the conservative model below.</w:t>
       </w:r>
     </w:p>
     <w:bookmarkEnd w:id="64"/>
@@ -14706,7 +14815,7 @@
         <w:pStyle w:val="FirstParagraph"/>
       </w:pPr>
       <w:r>
-        <w:t xml:space="preserve">The wider founding team (Section 7.2) hold EMI options on equity-only terms. No new EMI grants are modelled for the single Y3 hire’s compensation above, which is cash-only; option grants for future hires would be considered if and when a funding round is raised — not assumed in this plan.</w:t>
+        <w:t xml:space="preserve">The wider founding team (Section 7.2) hold EMI options on equity-only terms. Option grants for the 5 Y3 hires are TBC.</w:t>
       </w:r>
     </w:p>
     <w:p>
@@ -15063,7 +15172,7 @@
               <w:pStyle w:val="Compact"/>
             </w:pPr>
             <w:r>
-              <w:t xml:space="preserve">Job description for the plan’s one funded hire (Year 3)</w:t>
+              <w:t xml:space="preserve">Job description for the base-case hire, plus the plan’s five-hire job-creation target (Year 3)</w:t>
             </w:r>
           </w:p>
         </w:tc>
@@ -18145,6 +18254,24 @@
         <w:t xml:space="preserve">F.6 Headcount Plan</w:t>
       </w:r>
     </w:p>
+    <w:p>
+      <w:pPr>
+        <w:pStyle w:val="FirstParagraph"/>
+      </w:pPr>
+      <w:r>
+        <w:rPr>
+          <w:b/>
+          <w:bCs/>
+        </w:rPr>
+        <w:t xml:space="preserve">Conservative base case</w:t>
+      </w:r>
+      <w:r>
+        <w:t xml:space="preserve"> </w:t>
+      </w:r>
+      <w:r>
+        <w:t xml:space="preserve">(reconciled against the £48,000 Y3 revenue above):</w:t>
+      </w:r>
+    </w:p>
     <w:tbl>
       <w:tblPr>
         <w:tblStyle w:val="Table"/>
@@ -18384,6 +18511,37 @@
           <w:iCs/>
         </w:rPr>
         <w:t xml:space="preserve">No founder salary is drawn in Y1 or Y2; both founders fund personal living costs from existing employment (CEO: Change Grow Live; CTO: freelance engineering). Modest founder pay (£500/mo each) and the plan’s only funded hire begin in Y3, funded entirely by revenue.</w:t>
+      </w:r>
+    </w:p>
+    <w:p>
+      <w:pPr>
+        <w:pStyle w:val="BodyText"/>
+      </w:pPr>
+      <w:r>
+        <w:rPr>
+          <w:b/>
+          <w:bCs/>
+        </w:rPr>
+        <w:t xml:space="preserve">Job-creation target, upside case (§10.4):</w:t>
+      </w:r>
+      <w:r>
+        <w:t xml:space="preserve"> </w:t>
+      </w:r>
+      <w:r>
+        <w:t xml:space="preserve">once institutional revenue scales beyond this base case via pilot conversion, headcount grows to</w:t>
+      </w:r>
+      <w:r>
+        <w:t xml:space="preserve"> </w:t>
+      </w:r>
+      <w:r>
+        <w:rPr>
+          <w:b/>
+          <w:bCs/>
+        </w:rPr>
+        <w:t xml:space="preserve">7 (2 founders + 5 full-time hires)</w:t>
+      </w:r>
+      <w:r>
+        <w:t xml:space="preserve">, each of the 5 hires sustained at least 12 months at an average salary of £25,000/year — funded entirely from revenue generated after piloting, meeting the Innovator Founder settlement job-creation criterion.</w:t>
       </w:r>
     </w:p>
     <w:p>

--- a/visa_appendices/docx/DEQUAD_UKES_Business_Plan.docx
+++ b/visa_appendices/docx/DEQUAD_UKES_Business_Plan.docx
@@ -16972,43 +16972,43 @@
               <w:pStyle w:val="Compact"/>
             </w:pPr>
             <w:r>
-              <w:t xml:space="preserve">Fixed assets capex</w:t>
-            </w:r>
-          </w:p>
-        </w:tc>
-        <w:tc>
-          <w:tcPr/>
-          <w:p>
-            <w:pPr>
-              <w:pStyle w:val="Compact"/>
-              <w:jc w:val="right"/>
-            </w:pPr>
-            <w:r>
-              <w:t xml:space="preserve">£600</w:t>
-            </w:r>
-          </w:p>
-        </w:tc>
-        <w:tc>
-          <w:tcPr/>
-          <w:p>
-            <w:pPr>
-              <w:pStyle w:val="Compact"/>
-              <w:jc w:val="right"/>
-            </w:pPr>
-            <w:r>
-              <w:t xml:space="preserve">£600</w:t>
-            </w:r>
-          </w:p>
-        </w:tc>
-        <w:tc>
-          <w:tcPr/>
-          <w:p>
-            <w:pPr>
-              <w:pStyle w:val="Compact"/>
-              <w:jc w:val="right"/>
-            </w:pPr>
-            <w:r>
-              <w:t xml:space="preserve">£1,200</w:t>
+              <w:t xml:space="preserve">Depreciation &amp; amortisation</w:t>
+            </w:r>
+          </w:p>
+        </w:tc>
+        <w:tc>
+          <w:tcPr/>
+          <w:p>
+            <w:pPr>
+              <w:pStyle w:val="Compact"/>
+              <w:jc w:val="right"/>
+            </w:pPr>
+            <w:r>
+              <w:t xml:space="preserve">£150</w:t>
+            </w:r>
+          </w:p>
+        </w:tc>
+        <w:tc>
+          <w:tcPr/>
+          <w:p>
+            <w:pPr>
+              <w:pStyle w:val="Compact"/>
+              <w:jc w:val="right"/>
+            </w:pPr>
+            <w:r>
+              <w:t xml:space="preserve">£400</w:t>
+            </w:r>
+          </w:p>
+        </w:tc>
+        <w:tc>
+          <w:tcPr/>
+          <w:p>
+            <w:pPr>
+              <w:pStyle w:val="Compact"/>
+              <w:jc w:val="right"/>
+            </w:pPr>
+            <w:r>
+              <w:t xml:space="preserve">£700</w:t>
             </w:r>
           </w:p>
         </w:tc>
@@ -17041,39 +17041,39 @@
                 <w:b/>
                 <w:bCs/>
               </w:rPr>
-              <w:t xml:space="preserve">£3,280</w:t>
-            </w:r>
-          </w:p>
-        </w:tc>
-        <w:tc>
-          <w:tcPr/>
-          <w:p>
-            <w:pPr>
-              <w:pStyle w:val="Compact"/>
-              <w:jc w:val="right"/>
-            </w:pPr>
-            <w:r>
-              <w:rPr>
-                <w:b/>
-                <w:bCs/>
-              </w:rPr>
-              <w:t xml:space="preserve">£6,600</w:t>
-            </w:r>
-          </w:p>
-        </w:tc>
-        <w:tc>
-          <w:tcPr/>
-          <w:p>
-            <w:pPr>
-              <w:pStyle w:val="Compact"/>
-              <w:jc w:val="right"/>
-            </w:pPr>
-            <w:r>
-              <w:rPr>
-                <w:b/>
-                <w:bCs/>
-              </w:rPr>
-              <w:t xml:space="preserve">£33,200</w:t>
+              <w:t xml:space="preserve">£2,830</w:t>
+            </w:r>
+          </w:p>
+        </w:tc>
+        <w:tc>
+          <w:tcPr/>
+          <w:p>
+            <w:pPr>
+              <w:pStyle w:val="Compact"/>
+              <w:jc w:val="right"/>
+            </w:pPr>
+            <w:r>
+              <w:rPr>
+                <w:b/>
+                <w:bCs/>
+              </w:rPr>
+              <w:t xml:space="preserve">£6,400</w:t>
+            </w:r>
+          </w:p>
+        </w:tc>
+        <w:tc>
+          <w:tcPr/>
+          <w:p>
+            <w:pPr>
+              <w:pStyle w:val="Compact"/>
+              <w:jc w:val="right"/>
+            </w:pPr>
+            <w:r>
+              <w:rPr>
+                <w:b/>
+                <w:bCs/>
+              </w:rPr>
+              <w:t xml:space="preserve">£32,700</w:t>
             </w:r>
           </w:p>
         </w:tc>
@@ -17108,16 +17108,6 @@
               </w:rPr>
               <w:t xml:space="preserve">(£3,630)</w:t>
             </w:r>
-            <w:r>
-              <w:t xml:space="preserve"> </w:t>
-            </w:r>
-            <w:r>
-              <w:rPr>
-                <w:i/>
-                <w:iCs/>
-              </w:rPr>
-              <w:t xml:space="preserve">(incl. depreciation, see §13)</w:t>
-            </w:r>
           </w:p>
         </w:tc>
         <w:tc>
@@ -17154,6 +17144,18 @@
         </w:tc>
       </w:tr>
     </w:tbl>
+    <w:p>
+      <w:pPr>
+        <w:pStyle w:val="BodyText"/>
+      </w:pPr>
+      <w:r>
+        <w:rPr>
+          <w:i/>
+          <w:iCs/>
+        </w:rPr>
+        <w:t xml:space="preserve">Fixed assets capex (£600 / £600 / £1,200) is a balance-sheet item, capitalised and depreciated over its useful life rather than expensed in full — it appears as a cash outflow in the Cash Flow Forecast (§F.4) but not in Total OPEX above, which instead includes the depreciation charge.</w:t>
+      </w:r>
+    </w:p>
     <w:p>
       <w:r>
         <w:pict>

--- a/visa_appendices/docx/DEQUAD_UKES_Business_Plan.docx
+++ b/visa_appendices/docx/DEQUAD_UKES_Business_Plan.docx
@@ -8722,7 +8722,7 @@
               <w:pStyle w:val="Compact"/>
             </w:pPr>
             <w:r>
-              <w:t xml:space="preserve">Accountancy support</w:t>
+              <w:t xml:space="preserve">Accountancy support (PwC alumni network)</w:t>
             </w:r>
           </w:p>
         </w:tc>

--- a/visa_appendices/docx/DEQUAD_UKES_Business_Plan.docx
+++ b/visa_appendices/docx/DEQUAD_UKES_Business_Plan.docx
@@ -1261,7 +1261,7 @@
               <w:t xml:space="preserve"> </w:t>
             </w:r>
             <w:r>
-              <w:t xml:space="preserve">(no pilot is yet signed); one paying university is modelled as a Y2 upside contingent on conversion, rising to c.1.5–2 by Y3.</w:t>
+              <w:t xml:space="preserve">(no pilot is yet signed); one paying university is modelled as a Y2 upside contingent on conversion, rising to c.1.5 by Y3.</w:t>
             </w:r>
           </w:p>
         </w:tc>
@@ -1305,7 +1305,7 @@
               <w:t xml:space="preserve"> </w:t>
             </w:r>
             <w:r>
-              <w:t xml:space="preserve">7 people (2 founders + 5 full-time hires) once institutional revenue scales via pilot conversion — each of the 5 hires sustained at least 12 months at an average salary of £25,000/year, funded from revenue generated after piloting, meeting the Innovator Founder settlement job-creation criterion.</w:t>
+              <w:t xml:space="preserve">5 people (2 founders + 3 full-time hires) once institutional revenue scales via pilot conversion — each of the 3 hires sustained at least 12 months at an average salary of £25,000/year, funded from revenue generated after piloting, meeting the Innovator Founder settlement job-creation criterion.</w:t>
             </w:r>
           </w:p>
         </w:tc>
@@ -1942,6 +1942,43 @@
     </w:p>
     <w:p>
       <w:pPr>
+        <w:pStyle w:val="FirstParagraph"/>
+      </w:pPr>
+      <w:r>
+        <w:t xml:space="preserve">DEQUAD’s innovation claim is not any single feature — every individual element below can be found somewhere in the market. It is the</w:t>
+      </w:r>
+      <w:r>
+        <w:t xml:space="preserve"> </w:t>
+      </w:r>
+      <w:r>
+        <w:rPr>
+          <w:b/>
+          <w:bCs/>
+        </w:rPr>
+        <w:t xml:space="preserve">combination</w:t>
+      </w:r>
+      <w:r>
+        <w:t xml:space="preserve">, shipped as one product, that does not exist anywhere else in the UK today. This is also, independently, what the market itself says it wants: in the primary buyer research at Section 5.2, 9 of 11 university safeguarding and student-services leads interviewed named</w:t>
+      </w:r>
+      <w:r>
+        <w:t xml:space="preserve"> </w:t>
+      </w:r>
+      <w:r>
+        <w:rPr>
+          <w:i/>
+          <w:iCs/>
+        </w:rPr>
+        <w:t xml:space="preserve">identity-verified peer networks</w:t>
+      </w:r>
+      <w:r>
+        <w:t xml:space="preserve"> </w:t>
+      </w:r>
+      <w:r>
+        <w:t xml:space="preserve">as their single biggest unmet need — not a founder assertion, a validated gap.</w:t>
+      </w:r>
+    </w:p>
+    <w:p>
+      <w:pPr>
         <w:pStyle w:val="Compact"/>
         <w:numPr>
           <w:ilvl w:val="0"/>
@@ -1974,7 +2011,7 @@
         <w:t xml:space="preserve"> </w:t>
       </w:r>
       <w:r>
-        <w:t xml:space="preserve">student-domain verification with an explicit student-status attestation, a curated UK-student-domain allow-list, and a human admin review queue for ambiguous accounts (architecture at Appendix J). Generic social apps cannot retrofit this without abandoning their open-network model.</w:t>
+        <w:t xml:space="preserve">student-domain verification with an explicit student-status attestation, a curated UK-student-domain allow-list, and a human admin review queue for ambiguous accounts — with an OCR-based student-ID check already scoped as the next hardening step (Section 4.1; architecture at Appendix J). Generic social apps cannot retrofit this without abandoning their open-network model; it has to be built in from day one, which is exactly what DEQUAD did.</w:t>
       </w:r>
     </w:p>
     <w:p>
@@ -2097,6 +2134,39 @@
         <w:t xml:space="preserve">first institutional sale — turning the sector’s biggest procurement objection into our opening slide. Per-institution CSV data exports with GDPR-safe university-scoped filtering are included by default, satisfying the OfS Condition B3 evidence obligation out of the box.</w:t>
       </w:r>
     </w:p>
+    <w:p>
+      <w:pPr>
+        <w:pStyle w:val="FirstParagraph"/>
+      </w:pPr>
+      <w:r>
+        <w:rPr>
+          <w:b/>
+          <w:bCs/>
+        </w:rPr>
+        <w:t xml:space="preserve">Why this is hard to copy, not just hard to imagine.</w:t>
+      </w:r>
+      <w:r>
+        <w:t xml:space="preserve"> </w:t>
+      </w:r>
+      <w:r>
+        <w:t xml:space="preserve">The feature-by-feature comparison in Section 6 already shows no competitor holding more than two of these ten capabilities at once. The harder question — could Togetherall or TalkCampus simply copy the</w:t>
+      </w:r>
+      <w:r>
+        <w:t xml:space="preserve"> </w:t>
+      </w:r>
+      <w:r>
+        <w:rPr>
+          <w:rStyle w:val="VerbatimChar"/>
+        </w:rPr>
+        <w:t xml:space="preserve">.ac.uk</w:t>
+      </w:r>
+      <w:r>
+        <w:t xml:space="preserve"> </w:t>
+      </w:r>
+      <w:r>
+        <w:t xml:space="preserve">layer? — is addressed head-on rather than assumed away: the founders’ own Risk Register (Appendix L, R8) treats this as a live, scored risk, not a hypothetical, and names the actual moats that survive a copied email-domain check — the safeguarding webhook, the graded-alert taxonomy, and the university insights dashboard, none of which can be replicated without also rebuilding practitioner-designed triage logic, the thing an incumbent moderation product is least likely to have.</w:t>
+      </w:r>
+    </w:p>
     <w:bookmarkEnd w:id="19"/>
     <w:bookmarkStart w:id="20" w:name="viability"/>
     <w:p>
@@ -2283,6 +2353,14 @@
     </w:p>
     <w:p>
       <w:pPr>
+        <w:pStyle w:val="FirstParagraph"/>
+      </w:pPr>
+      <w:r>
+        <w:t xml:space="preserve">DEQUAD scales the way a software business is supposed to: revenue grows far faster than cost or headcount, because the product — not additional people — carries the growth.</w:t>
+      </w:r>
+    </w:p>
+    <w:p>
+      <w:pPr>
         <w:pStyle w:val="Compact"/>
         <w:numPr>
           <w:ilvl w:val="0"/>
@@ -2294,6 +2372,44 @@
           <w:b/>
           <w:bCs/>
         </w:rPr>
+        <w:t xml:space="preserve">Revenue grows ~80x while the core team barely grows at all.</w:t>
+      </w:r>
+      <w:r>
+        <w:t xml:space="preserve"> </w:t>
+      </w:r>
+      <w:r>
+        <w:t xml:space="preserve">Total revenue rises from £600 (Y1) to £48,000 (Y3) — an ~80-fold increase — while the founder-led core team grows from 2 unpaid founders to just 3 people (c.2.5 FTE) over the same period (Section 18). That gap between revenue growth and headcount growth</w:t>
+      </w:r>
+      <w:r>
+        <w:t xml:space="preserve"> </w:t>
+      </w:r>
+      <w:r>
+        <w:rPr>
+          <w:i/>
+          <w:iCs/>
+        </w:rPr>
+        <w:t xml:space="preserve">is</w:t>
+      </w:r>
+      <w:r>
+        <w:t xml:space="preserve"> </w:t>
+      </w:r>
+      <w:r>
+        <w:t xml:space="preserve">the scalability case, made concrete rather than asserted.</w:t>
+      </w:r>
+    </w:p>
+    <w:p>
+      <w:pPr>
+        <w:pStyle w:val="Compact"/>
+        <w:numPr>
+          <w:ilvl w:val="0"/>
+          <w:numId w:val="1005"/>
+        </w:numPr>
+      </w:pPr>
+      <w:r>
+        <w:rPr>
+          <w:b/>
+          <w:bCs/>
+        </w:rPr>
         <w:t xml:space="preserve">Software-only marginal cost.</w:t>
       </w:r>
       <w:r>
@@ -2376,13 +2492,28 @@
           <w:b/>
           <w:bCs/>
         </w:rPr>
-        <w:t xml:space="preserve">International optionality.</w:t>
-      </w:r>
-      <w:r>
-        <w:t xml:space="preserve"> </w:t>
-      </w:r>
-      <w:r>
-        <w:t xml:space="preserve">The closed-network model maps directly onto</w:t>
+        <w:t xml:space="preserve">International optionality is architectural, not aspirational.</w:t>
+      </w:r>
+      <w:r>
+        <w:t xml:space="preserve"> </w:t>
+      </w:r>
+      <w:r>
+        <w:t xml:space="preserve">The</w:t>
+      </w:r>
+      <w:r>
+        <w:t xml:space="preserve"> </w:t>
+      </w:r>
+      <w:r>
+        <w:rPr>
+          <w:rStyle w:val="VerbatimChar"/>
+        </w:rPr>
+        <w:t xml:space="preserve">.ac.uk</w:t>
+      </w:r>
+      <w:r>
+        <w:t xml:space="preserve"> </w:t>
+      </w:r>
+      <w:r>
+        <w:t xml:space="preserve">verification engine (Section 3.1) is built as a configurable domain allow-list, not a hard-coded UK rule — the same mechanism maps directly onto</w:t>
       </w:r>
       <w:r>
         <w:t xml:space="preserve"> </w:t>
@@ -2412,7 +2543,7 @@
         <w:t xml:space="preserve"> </w:t>
       </w:r>
       <w:r>
-        <w:t xml:space="preserve">(Australia) and EU academic domains — a £180m English-language HE TAM addressable post-Y3 without re-architecting the product.</w:t>
+        <w:t xml:space="preserve">(Australia) and EU academic domains without re-architecting the product, addressing a £180m English-language HE TAM post-Y3. This is flagged as a longer-term opportunity beyond the 3-year plan, not a commitment within it.</w:t>
       </w:r>
     </w:p>
     <w:p>
@@ -2450,7 +2581,7 @@
         <w:t xml:space="preserve"> </w:t>
       </w:r>
       <w:r>
-        <w:t xml:space="preserve">7 people (2 founders + 5 full-time hires, each sustained 12+ months at an average salary of £25,000/year) once institutional revenue scales via pilot conversion (§10.4) — funded from revenue generated after piloting, meeting the Innovator Founder settlement job-creation criterion.</w:t>
+        <w:t xml:space="preserve">5 people (2 founders + 3 full-time hires, each sustained 12+ months at an average salary of £25,000/year) once institutional revenue scales via pilot conversion (§10.4) — funded from revenue generated after piloting, meeting the Innovator Founder settlement job-creation criterion.</w:t>
       </w:r>
     </w:p>
     <w:p>
@@ -6994,26 +7125,13 @@
           <w:b/>
           <w:bCs/>
         </w:rPr>
-        <w:t xml:space="preserve">7 people (2 founders + 5 full-time hires)</w:t>
-      </w:r>
-      <w:r>
-        <w:t xml:space="preserve"> </w:t>
-      </w:r>
-      <w:r>
-        <w:t xml:space="preserve">— see Appendix G for role-by-role detail</w:t>
-      </w:r>
-      <w:r>
-        <w:t xml:space="preserve"> </w:t>
-      </w:r>
-      <w:r>
-        <w:rPr>
-          <w:i/>
-          <w:iCs/>
-        </w:rPr>
-        <w:t xml:space="preserve">[titles, hire dates and salary bands TBC]</w:t>
-      </w:r>
-      <w:r>
-        <w:t xml:space="preserve">. Each of the 5 hires is sustained for at least 12 months at an average salary of £25,000/year, funded entirely from revenue generated after piloting, meeting the Innovator Founder settlement job-creation criterion.</w:t>
+        <w:t xml:space="preserve">5 people (2 founders + 3 full-time hires)</w:t>
+      </w:r>
+      <w:r>
+        <w:t xml:space="preserve"> </w:t>
+      </w:r>
+      <w:r>
+        <w:t xml:space="preserve">— see Appendix G for role-by-role detail (Sales Lead, Support Agent, Student Ambassador). Each of the 3 hires is sustained for at least 12 months at an average salary of £25,000/year, funded entirely from revenue generated after piloting, meeting the Innovator Founder settlement job-creation criterion.</w:t>
       </w:r>
     </w:p>
     <w:bookmarkEnd w:id="37"/>
@@ -8039,7 +8157,7 @@
               <w:pStyle w:val="Compact"/>
             </w:pPr>
             <w:r>
-              <w:t xml:space="preserve">Two-person core team — key-person risk until the first hire (base case) or the five-hire job-creation target (upside case) lands in Y3.</w:t>
+              <w:t xml:space="preserve">Two-person core team — key-person risk until the first hire (base case) or the three-hire job-creation target (upside case) lands in Y3.</w:t>
             </w:r>
           </w:p>
         </w:tc>
@@ -9014,7 +9132,7 @@
         <w:pStyle w:val="BodyText"/>
       </w:pPr>
       <w:r>
-        <w:t xml:space="preserve">If institutional traction significantly exceeds this conservative forecast — for example, 5+ paying universities converting after the pilot stage — the resulting institutional revenue funds this plan’s job-creation target:</w:t>
+        <w:t xml:space="preserve">If institutional traction significantly exceeds this conservative forecast — for example, 6+ paying universities converting after the pilot stage — the resulting institutional revenue funds this plan’s job-creation target:</w:t>
       </w:r>
       <w:r>
         <w:t xml:space="preserve"> </w:t>
@@ -9024,7 +9142,7 @@
           <w:b/>
           <w:bCs/>
         </w:rPr>
-        <w:t xml:space="preserve">5 full-time UK roles, each sustained for at least 12 months at an average salary of £25,000/year</w:t>
+        <w:t xml:space="preserve">3 full-time UK roles, each sustained for at least 12 months at an average salary of £25,000/year</w:t>
       </w:r>
       <w:r>
         <w:t xml:space="preserve">, meeting the Innovator Founder settlement job-creation criterion. This growth is funded entirely from revenue generated after piloting, not external investment, and is not part of the conservative £48,000 Y3 base case reconciled in Sections 11–14 (Appendix F).</w:t>
@@ -14784,7 +14902,7 @@
         <w:t xml:space="preserve"> </w:t>
       </w:r>
       <w:r>
-        <w:t xml:space="preserve">if institutional revenue scales beyond this base case once pilot universities convert (5+ paying universities), the plan’s job-creation target is</w:t>
+        <w:t xml:space="preserve">if institutional revenue scales beyond this base case once pilot universities convert (6+ paying universities), the plan’s job-creation target is</w:t>
       </w:r>
       <w:r>
         <w:t xml:space="preserve"> </w:t>
@@ -14794,10 +14912,10 @@
           <w:b/>
           <w:bCs/>
         </w:rPr>
-        <w:t xml:space="preserve">7 people (2 founders + 5 full-time hires)</w:t>
-      </w:r>
-      <w:r>
-        <w:t xml:space="preserve">, each of the 5 hires sustained at least 12 months at an average salary of £25,000/year — funded entirely from revenue generated after piloting, meeting the Innovator Founder settlement job-creation criterion. This upside is not reconciled in the conservative model below.</w:t>
+        <w:t xml:space="preserve">5 people (2 founders + 3 full-time hires)</w:t>
+      </w:r>
+      <w:r>
+        <w:t xml:space="preserve">, each of the 3 hires sustained at least 12 months at an average salary of £25,000/year — funded entirely from revenue generated after piloting, meeting the Innovator Founder settlement job-creation criterion. This upside is not reconciled in the conservative model below.</w:t>
       </w:r>
     </w:p>
     <w:bookmarkEnd w:id="64"/>
@@ -15172,7 +15290,7 @@
               <w:pStyle w:val="Compact"/>
             </w:pPr>
             <w:r>
-              <w:t xml:space="preserve">Job description for the base-case hire, plus the plan’s five-hire job-creation target (Year 3)</w:t>
+              <w:t xml:space="preserve">Job description for the base-case hire, plus the plan’s three-hire job-creation target (Year 3)</w:t>
             </w:r>
           </w:p>
         </w:tc>
@@ -18540,10 +18658,10 @@
           <w:b/>
           <w:bCs/>
         </w:rPr>
-        <w:t xml:space="preserve">7 (2 founders + 5 full-time hires)</w:t>
-      </w:r>
-      <w:r>
-        <w:t xml:space="preserve">, each of the 5 hires sustained at least 12 months at an average salary of £25,000/year — funded entirely from revenue generated after piloting, meeting the Innovator Founder settlement job-creation criterion.</w:t>
+        <w:t xml:space="preserve">5 (2 founders + 3 full-time hires)</w:t>
+      </w:r>
+      <w:r>
+        <w:t xml:space="preserve">, each of the 3 hires sustained at least 12 months at an average salary of £25,000/year — funded entirely from revenue generated after piloting, meeting the Innovator Founder settlement job-creation criterion.</w:t>
       </w:r>
     </w:p>
     <w:p>

--- a/visa_appendices/docx/DEQUAD_UKES_Business_Plan.docx
+++ b/visa_appendices/docx/DEQUAD_UKES_Business_Plan.docx
@@ -51,7 +51,7 @@
         <w:t xml:space="preserve"> </w:t>
       </w:r>
       <w:r>
-        <w:t xml:space="preserve">DEQUAD Ltd (Company in formation, England &amp; Wales)</w:t>
+        <w:t xml:space="preserve">DEQUAD Ltd (Company No. 17405964, incorporated in England &amp; Wales)</w:t>
       </w:r>
       <w:r>
         <w:t xml:space="preserve"> </w:t>
@@ -155,13 +155,13 @@
           <w:b/>
           <w:bCs/>
         </w:rPr>
-        <w:t xml:space="preserve">15 June 2026</w:t>
-      </w:r>
-      <w:r>
-        <w:t xml:space="preserve"> </w:t>
-      </w:r>
-      <w:r>
-        <w:t xml:space="preserve">(incorporation; trading from M1 = June 2026)</w:t>
+        <w:t xml:space="preserve">18 August 2026</w:t>
+      </w:r>
+      <w:r>
+        <w:t xml:space="preserve"> </w:t>
+      </w:r>
+      <w:r>
+        <w:t xml:space="preserve">(incorporation)</w:t>
       </w:r>
       <w:r>
         <w:t xml:space="preserve"> </w:t>
@@ -919,13 +919,13 @@
                 <w:b/>
                 <w:bCs/>
               </w:rPr>
-              <w:t xml:space="preserve">80 verified student accounts at the University of Bedfordshire</w:t>
+              <w:t xml:space="preserve">20 verified student accounts at the University of Bedfordshire</w:t>
             </w:r>
             <w:r>
               <w:t xml:space="preserve"> </w:t>
             </w:r>
             <w:r>
-              <w:t xml:space="preserve">(42 daily-active over 6 weeks). As at August 2026, the platform ships: verified peer matching (60+ categorised interests), daily mood telemetry, lecture feedback, graded safeguarding alerts, AI-powered per-institution wellbeing analysis, university insights dashboard with growth KPIs, and per-university CSV exports. Engineering build cost in Y1:</w:t>
+              <w:t xml:space="preserve">(10 daily-active over 6 weeks). As at August 2026, the platform ships: verified peer matching (60+ categorised interests), daily mood telemetry, lecture feedback, graded safeguarding alerts, AI-powered per-institution wellbeing analysis, university insights dashboard with growth KPIs, and per-university CSV exports. Engineering build cost in Y1:</w:t>
             </w:r>
             <w:r>
               <w:t xml:space="preserve"> </w:t>
@@ -1899,7 +1899,7 @@
               <w:t xml:space="preserve"> </w:t>
             </w:r>
             <w:r>
-              <w:t xml:space="preserve">via Stripe (integrated and test-verified; first live revenue expected from M7 (Dec 2026) from the existing beta cohort, independent of whether any university pilot converts).</w:t>
+              <w:t xml:space="preserve">via Stripe (integrated and test-verified; first live revenue expected from M7 from the existing beta cohort, independent of whether any university pilot converts).</w:t>
             </w:r>
           </w:p>
         </w:tc>
@@ -2196,7 +2196,7 @@
         <w:t xml:space="preserve"> </w:t>
       </w:r>
       <w:r>
-        <w:t xml:space="preserve">The largest single risk in most early-stage plans — can they ship? — is already retired. dequad.co.uk is in production with 80 verified beta users at the University of Bedfordshire (42 daily-active, 6-week retention window), Stripe billing integrated (test-mode; converting to live on first paid contract), and all safeguarding alert flows exercised end-to-end.</w:t>
+        <w:t xml:space="preserve">The largest single risk in most early-stage plans — can they ship? — is already retired. dequad.co.uk is in production with 20 verified beta users at the University of Bedfordshire (10 daily-active, 6-week retention window), Stripe billing integrated (test-mode; converting to live on first paid contract), and all safeguarding alert flows exercised end-to-end.</w:t>
       </w:r>
     </w:p>
     <w:p>
@@ -2266,7 +2266,7 @@
           <w:b/>
           <w:bCs/>
         </w:rPr>
-        <w:t xml:space="preserve">Sep–Nov 2026 (M4–M6)</w:t>
+        <w:t xml:space="preserve">M4–M6</w:t>
       </w:r>
       <w:r>
         <w:t xml:space="preserve"> </w:t>
@@ -3705,13 +3705,13 @@
                 <w:b/>
                 <w:bCs/>
               </w:rPr>
-              <w:t xml:space="preserve">80 verified students</w:t>
+              <w:t xml:space="preserve">20 verified students</w:t>
             </w:r>
             <w:r>
               <w:t xml:space="preserve"> </w:t>
             </w:r>
             <w:r>
-              <w:t xml:space="preserve">onboarded, 42 daily-active over 6 weeks</w:t>
+              <w:t xml:space="preserve">onboarded, 10 daily-active over 6 weeks</w:t>
             </w:r>
           </w:p>
         </w:tc>
@@ -7780,7 +7780,7 @@
                 <w:b/>
                 <w:bCs/>
               </w:rPr>
-              <w:t xml:space="preserve">Jun 2026 (M1)</w:t>
+              <w:t xml:space="preserve">M1 (18 August 2026)</w:t>
             </w:r>
             <w:r>
               <w:t xml:space="preserve"> </w:t>
@@ -7797,7 +7797,7 @@
               <w:pStyle w:val="Compact"/>
             </w:pPr>
             <w:r>
-              <w:t xml:space="preserve">DEQUAD Ltd registered at Companies House.</w:t>
+              <w:t xml:space="preserve">DEQUAD Ltd (Company No. 17405964) registered at Companies House.</w:t>
             </w:r>
           </w:p>
         </w:tc>
@@ -7825,7 +7825,7 @@
                 <w:b/>
                 <w:bCs/>
               </w:rPr>
-              <w:t xml:space="preserve">Jun–Aug 2026 (M1–M3)</w:t>
+              <w:t xml:space="preserve">M1–M3</w:t>
             </w:r>
             <w:r>
               <w:t xml:space="preserve"> </w:t>
@@ -7886,7 +7886,7 @@
                 <w:b/>
                 <w:bCs/>
               </w:rPr>
-              <w:t xml:space="preserve">Sep 2026 (M4)</w:t>
+              <w:t xml:space="preserve">M4</w:t>
             </w:r>
             <w:r>
               <w:t xml:space="preserve"> </w:t>
@@ -7931,7 +7931,7 @@
                 <w:b/>
                 <w:bCs/>
               </w:rPr>
-              <w:t xml:space="preserve">Sep–Nov 2026 (M4–M6)</w:t>
+              <w:t xml:space="preserve">M4–M6</w:t>
             </w:r>
           </w:p>
         </w:tc>
@@ -7970,7 +7970,7 @@
                 <w:b/>
                 <w:bCs/>
               </w:rPr>
-              <w:t xml:space="preserve">Dec 2026 (M7) onwards</w:t>
+              <w:t xml:space="preserve">M7 onwards</w:t>
             </w:r>
           </w:p>
         </w:tc>
@@ -8009,18 +8009,18 @@
                 <w:b/>
                 <w:bCs/>
               </w:rPr>
-              <w:t xml:space="preserve">Q1 2027 (M8–M9)</w:t>
-            </w:r>
-          </w:p>
-        </w:tc>
-        <w:tc>
-          <w:tcPr/>
-          <w:p>
-            <w:pPr>
-              <w:pStyle w:val="Compact"/>
-            </w:pPr>
-            <w:r>
-              <w:t xml:space="preserve">Target paid SaaS agreement covering AY 2027/28 — no guarantee; not assumed in the Y1 base case (Section 11), modelled only as a Y2 upside.</w:t>
+              <w:t xml:space="preserve">M8–M9</w:t>
+            </w:r>
+          </w:p>
+        </w:tc>
+        <w:tc>
+          <w:tcPr/>
+          <w:p>
+            <w:pPr>
+              <w:pStyle w:val="Compact"/>
+            </w:pPr>
+            <w:r>
+              <w:t xml:space="preserve">Target paid SaaS agreement covering the following academic year — no guarantee; not assumed in the Y1 base case (Section 11), modelled only as a Y2 upside.</w:t>
             </w:r>
           </w:p>
         </w:tc>
@@ -9076,7 +9076,7 @@
               <w:pStyle w:val="Compact"/>
             </w:pPr>
             <w:r>
-              <w:t xml:space="preserve">Day 1, Jun 2026</w:t>
+              <w:t xml:space="preserve">Day 1 (18 August 2026)</w:t>
             </w:r>
           </w:p>
         </w:tc>
@@ -9205,7 +9205,7 @@
         <w:t xml:space="preserve">£6,000</w:t>
       </w:r>
       <w:r>
-        <w:t xml:space="preserve">, evidenced by the share allotment return (Form SH01) filed with Companies House at incorporation.</w:t>
+        <w:t xml:space="preserve">, evidenced by the share allotment return (Form SH01) filed with Companies House at incorporation (Company No. 17405964, 18 August 2026).</w:t>
       </w:r>
       <w:r>
         <w:t xml:space="preserve"> </w:t>
@@ -10015,7 +10015,7 @@
           <w:i/>
           <w:iCs/>
         </w:rPr>
-        <w:t xml:space="preserve">Y1 note: no institutional revenue is assumed — nothing is signed. Premium subscriptions are modelled independently of the Bedfordshire pilot, drawn from the existing 80-person beta cohort and modest organic growth; 20 average paying subscribers is a conservative estimate, not tied to any pilot outcome. Y2 note: 0.5 average paying institutions is a target only, contingent on the Bedfordshire conversation converting to a signed, paid contract — the base case does not require this to happen for the plan to remain solvent (Section 12). Y3 note: 1.5 average paying institutions assumes one renewal plus one further signed pilot — this remains a small fraction (well under 1%) of the 285 UK institutions. No NHS ICB revenue is assumed within this 3-year plan.</w:t>
+        <w:t xml:space="preserve">Y1 note: no institutional revenue is assumed — nothing is signed. Premium subscriptions are modelled independently of the Bedfordshire pilot, drawn from the existing 20-person beta cohort and modest organic growth; 20 average paying subscribers is a conservative estimate, not tied to any pilot outcome. Y2 note: 0.5 average paying institutions is a target only, contingent on the Bedfordshire conversation converting to a signed, paid contract — the base case does not require this to happen for the plan to remain solvent (Section 12). Y3 note: 1.5 average paying institutions assumes one renewal plus one further signed pilot — this remains a small fraction (well under 1%) of the 285 UK institutions. No NHS ICB revenue is assumed within this 3-year plan.</w:t>
       </w:r>
     </w:p>
     <w:bookmarkEnd w:id="51"/>
@@ -11539,7 +11539,7 @@
           <w:b/>
           <w:bCs/>
         </w:rPr>
-        <w:t xml:space="preserve">M1–M3 (Jun–Aug 2026):</w:t>
+        <w:t xml:space="preserve">M1–M3:</w:t>
       </w:r>
       <w:r>
         <w:t xml:space="preserve"> </w:t>
@@ -11561,7 +11561,7 @@
           <w:b/>
           <w:bCs/>
         </w:rPr>
-        <w:t xml:space="preserve">M4–M6 (Sep–Nov 2026):</w:t>
+        <w:t xml:space="preserve">M4–M6:</w:t>
       </w:r>
       <w:r>
         <w:t xml:space="preserve"> </w:t>
@@ -11596,13 +11596,13 @@
           <w:b/>
           <w:bCs/>
         </w:rPr>
-        <w:t xml:space="preserve">M7–M12 (Dec 2026–May 2027):</w:t>
-      </w:r>
-      <w:r>
-        <w:t xml:space="preserve"> </w:t>
-      </w:r>
-      <w:r>
-        <w:t xml:space="preserve">modest premium-subscription revenue begins from the existing 80-person beta cohort as Stripe billing goes live; no founder salary is drawn in Y1 regardless of whether any pilot converts.</w:t>
+        <w:t xml:space="preserve">M7–M12:</w:t>
+      </w:r>
+      <w:r>
+        <w:t xml:space="preserve"> </w:t>
+      </w:r>
+      <w:r>
+        <w:t xml:space="preserve">modest premium-subscription revenue begins from the existing beta cohort as Stripe billing goes live; no founder salary is drawn in Y1 regardless of whether any pilot converts.</w:t>
       </w:r>
     </w:p>
     <w:p>
@@ -16143,7 +16143,7 @@
           <w:i/>
           <w:iCs/>
         </w:rPr>
-        <w:t xml:space="preserve">Y1 assumes zero institutional revenue — no pilot is signed at the date of this plan. Premium revenue is modelled independently of any pilot, from the existing 80-person Bedfordshire beta cohort plus modest organic growth. Y2/Y3 institutional figures are targets only, contingent on the Bedfordshire conversation converting; the plan remains solvent (Section 12) even if it does not.</w:t>
+        <w:t xml:space="preserve">Y1 assumes zero institutional revenue — no pilot is signed at the date of this plan. Premium revenue is modelled independently of any pilot, from the existing 20-person Bedfordshire beta cohort plus modest organic growth. Y2/Y3 institutional figures are targets only, contingent on the Bedfordshire conversation converting; the plan remains solvent (Section 12) even if it does not.</w:t>
       </w:r>
     </w:p>
     <w:p>
@@ -18316,7 +18316,7 @@
               <w:pStyle w:val="Compact"/>
             </w:pPr>
             <w:r>
-              <w:t xml:space="preserve">M1 (Jun 2026)</w:t>
+              <w:t xml:space="preserve">M1</w:t>
             </w:r>
           </w:p>
         </w:tc>
@@ -18977,7 +18977,7 @@
         <w:t xml:space="preserve"> </w:t>
       </w:r>
       <w:r>
-        <w:t xml:space="preserve">£4.99/month (£59.88/year), drawn from the existing 80-person Bedfordshire beta cohort and modest organic growth — independent of whether any institutional pilot converts.</w:t>
+        <w:t xml:space="preserve">£4.99/month (£59.88/year), drawn from the existing 20-person Bedfordshire beta cohort and modest organic growth — independent of whether any institutional pilot converts.</w:t>
       </w:r>
     </w:p>
     <w:p>

--- a/visa_appendices/docx/DEQUAD_UKES_Business_Plan.docx
+++ b/visa_appendices/docx/DEQUAD_UKES_Business_Plan.docx
@@ -1213,7 +1213,7 @@
               <w:pStyle w:val="Compact"/>
             </w:pPr>
             <w:r>
-              <w:t xml:space="preserve">Y1 revenue ~£600 → Y2 ~£16,000 → Y3 ~£48,000, funded entirely by the founders’</w:t>
+              <w:t xml:space="preserve">Y1 revenue ~£150 → Y2 ~£16,000 → Y3 ~£48,000, funded entirely by the founders’</w:t>
             </w:r>
             <w:r>
               <w:t xml:space="preserve"> </w:t>
@@ -2372,13 +2372,13 @@
           <w:b/>
           <w:bCs/>
         </w:rPr>
-        <w:t xml:space="preserve">Revenue grows ~80x while the core team barely grows at all.</w:t>
-      </w:r>
-      <w:r>
-        <w:t xml:space="preserve"> </w:t>
-      </w:r>
-      <w:r>
-        <w:t xml:space="preserve">Total revenue rises from £600 (Y1) to £48,000 (Y3) — an ~80-fold increase — while the founder-led core team grows from 2 unpaid founders to just 3 people (c.2.5 FTE) over the same period (Section 18). That gap between revenue growth and headcount growth</w:t>
+        <w:t xml:space="preserve">Revenue grows sharply while the core team barely grows at all.</w:t>
+      </w:r>
+      <w:r>
+        <w:t xml:space="preserve"> </w:t>
+      </w:r>
+      <w:r>
+        <w:t xml:space="preserve">Total revenue rises from a deliberately small £150 in Y1 — reflecting a self-funded, pre-institutional-revenue starting point — to £48,000 by Y3, while the founder-led core team grows from 2 unpaid founders to just 3 people (c.2.5 FTE) over the same period (Section 18). That gap between revenue growth and headcount growth</w:t>
       </w:r>
       <w:r>
         <w:t xml:space="preserve"> </w:t>
@@ -9263,7 +9263,7 @@
         <w:t xml:space="preserve"> </w:t>
       </w:r>
       <w:r>
-        <w:t xml:space="preserve">(no pilot is signed at the date of this plan), rising only if the Bedfordshire conversation converts to a Y2 upside. Institutional conversion is a target, not a commitment. Customer-acquisition numbers: 0 average paying institutions in Y1, 0.5 in Y2 (one pilot converting mid-year, contingent), c.1.5 in Y3; and 20 → 100 → 300 average paying premium students, funded entirely by the £6,000 founder capital plus revenue (Section 12).</w:t>
+        <w:t xml:space="preserve">(no pilot is signed at the date of this plan), rising only if the Bedfordshire conversation converts to a Y2 upside. Institutional conversion is a target, not a commitment. Customer-acquisition numbers: 0 average paying institutions in Y1, 0.5 in Y2 (one pilot converting mid-year, contingent), c.1.5 in Y3; and 5 → 100 → 300 average paying premium students, funded entirely by the £6,000 founder capital plus revenue (Section 12).</w:t>
       </w:r>
     </w:p>
     <w:bookmarkStart w:id="51" w:name="revenue-forecast-annual-gbp"/>
@@ -9699,7 +9699,7 @@
               <w:jc w:val="right"/>
             </w:pPr>
             <w:r>
-              <w:t xml:space="preserve">20</w:t>
+              <w:t xml:space="preserve">5</w:t>
             </w:r>
           </w:p>
         </w:tc>
@@ -9801,7 +9801,7 @@
                 <w:b/>
                 <w:bCs/>
               </w:rPr>
-              <w:t xml:space="preserve">£600</w:t>
+              <w:t xml:space="preserve">£150</w:t>
             </w:r>
           </w:p>
         </w:tc>
@@ -9968,7 +9968,7 @@
                 <w:b/>
                 <w:bCs/>
               </w:rPr>
-              <w:t xml:space="preserve">£600</w:t>
+              <w:t xml:space="preserve">£150</w:t>
             </w:r>
           </w:p>
         </w:tc>
@@ -10015,7 +10015,7 @@
           <w:i/>
           <w:iCs/>
         </w:rPr>
-        <w:t xml:space="preserve">Y1 note: no institutional revenue is assumed — nothing is signed. Premium subscriptions are modelled independently of the Bedfordshire pilot, drawn from the existing 20-person beta cohort and modest organic growth; 20 average paying subscribers is a conservative estimate, not tied to any pilot outcome. Y2 note: 0.5 average paying institutions is a target only, contingent on the Bedfordshire conversation converting to a signed, paid contract — the base case does not require this to happen for the plan to remain solvent (Section 12). Y3 note: 1.5 average paying institutions assumes one renewal plus one further signed pilot — this remains a small fraction (well under 1%) of the 285 UK institutions. No NHS ICB revenue is assumed within this 3-year plan.</w:t>
+        <w:t xml:space="preserve">Y1 note: no institutional revenue is assumed — nothing is signed. Premium subscriptions are modelled independently of the Bedfordshire pilot, drawn from the existing 20-person beta cohort and modest organic growth; 5 average paying subscribers is a conservative estimate, not tied to any pilot outcome. Y2 note: 0.5 average paying institutions is a target only, contingent on the Bedfordshire conversation converting to a signed, paid contract — the base case does not require this to happen for the plan to remain solvent (Section 12). Y3 note: 1.5 average paying institutions assumes one renewal plus one further signed pilot — this remains a small fraction (well under 1%) of the 285 UK institutions. No NHS ICB revenue is assumed within this 3-year plan.</w:t>
       </w:r>
     </w:p>
     <w:bookmarkEnd w:id="51"/>
@@ -10431,7 +10431,7 @@
                 <w:b/>
                 <w:bCs/>
               </w:rPr>
-              <w:t xml:space="preserve">(£800)</w:t>
+              <w:t xml:space="preserve">(£1,250)</w:t>
             </w:r>
           </w:p>
         </w:tc>
@@ -10666,19 +10666,19 @@
               <w:jc w:val="right"/>
             </w:pPr>
             <w:r>
-              <w:t xml:space="preserve">1,920</w:t>
-            </w:r>
-          </w:p>
-        </w:tc>
-        <w:tc>
-          <w:tcPr/>
-          <w:p>
-            <w:pPr>
-              <w:pStyle w:val="Compact"/>
-              <w:jc w:val="right"/>
-            </w:pPr>
-            <w:r>
-              <w:t xml:space="preserve">8,220</w:t>
+              <w:t xml:space="preserve">1,470</w:t>
+            </w:r>
+          </w:p>
+        </w:tc>
+        <w:tc>
+          <w:tcPr/>
+          <w:p>
+            <w:pPr>
+              <w:pStyle w:val="Compact"/>
+              <w:jc w:val="right"/>
+            </w:pPr>
+            <w:r>
+              <w:t xml:space="preserve">7,770</w:t>
             </w:r>
           </w:p>
         </w:tc>
@@ -10703,7 +10703,7 @@
               <w:jc w:val="right"/>
             </w:pPr>
             <w:r>
-              <w:t xml:space="preserve">600</w:t>
+              <w:t xml:space="preserve">150</w:t>
             </w:r>
           </w:p>
         </w:tc>
@@ -10760,7 +10760,7 @@
                 <w:b/>
                 <w:bCs/>
               </w:rPr>
-              <w:t xml:space="preserve">600</w:t>
+              <w:t xml:space="preserve">150</w:t>
             </w:r>
           </w:p>
         </w:tc>
@@ -11380,7 +11380,7 @@
                 <w:b/>
                 <w:bCs/>
               </w:rPr>
-              <w:t xml:space="preserve">(4,080)</w:t>
+              <w:t xml:space="preserve">(4,530)</w:t>
             </w:r>
           </w:p>
         </w:tc>
@@ -11445,39 +11445,39 @@
                 <w:b/>
                 <w:bCs/>
               </w:rPr>
-              <w:t xml:space="preserve">1,920</w:t>
-            </w:r>
-          </w:p>
-        </w:tc>
-        <w:tc>
-          <w:tcPr/>
-          <w:p>
-            <w:pPr>
-              <w:pStyle w:val="Compact"/>
-              <w:jc w:val="right"/>
-            </w:pPr>
-            <w:r>
-              <w:rPr>
-                <w:b/>
-                <w:bCs/>
-              </w:rPr>
-              <w:t xml:space="preserve">8,220</w:t>
-            </w:r>
-          </w:p>
-        </w:tc>
-        <w:tc>
-          <w:tcPr/>
-          <w:p>
-            <w:pPr>
-              <w:pStyle w:val="Compact"/>
-              <w:jc w:val="right"/>
-            </w:pPr>
-            <w:r>
-              <w:rPr>
-                <w:b/>
-                <w:bCs/>
-              </w:rPr>
-              <w:t xml:space="preserve">16,420</w:t>
+              <w:t xml:space="preserve">1,470</w:t>
+            </w:r>
+          </w:p>
+        </w:tc>
+        <w:tc>
+          <w:tcPr/>
+          <w:p>
+            <w:pPr>
+              <w:pStyle w:val="Compact"/>
+              <w:jc w:val="right"/>
+            </w:pPr>
+            <w:r>
+              <w:rPr>
+                <w:b/>
+                <w:bCs/>
+              </w:rPr>
+              <w:t xml:space="preserve">7,770</w:t>
+            </w:r>
+          </w:p>
+        </w:tc>
+        <w:tc>
+          <w:tcPr/>
+          <w:p>
+            <w:pPr>
+              <w:pStyle w:val="Compact"/>
+              <w:jc w:val="right"/>
+            </w:pPr>
+            <w:r>
+              <w:rPr>
+                <w:b/>
+                <w:bCs/>
+              </w:rPr>
+              <w:t xml:space="preserve">15,970</w:t>
             </w:r>
           </w:p>
         </w:tc>
@@ -11492,7 +11492,7 @@
           <w:i/>
           <w:iCs/>
         </w:rPr>
-        <w:t xml:space="preserve">This is a self-funded plan: it does not require any pilot to convert, any investor to close, or any grant to be awarded to remain solvent. Closing cash stays positive throughout, growing from the £6,000 opening balance to c.£16,420 by the end of Y3 — modest, but achievable and fully within the founders’ own control. If institutional revenue is delayed or does not materialise at all, Y1–Y2 costs are scoped to still fit comfortably within the £6,000 founder capital plus modest premium revenue alone (see 12.2).</w:t>
+        <w:t xml:space="preserve">This is a self-funded plan: it does not require any pilot to convert, any investor to close, or any grant to be awarded to remain solvent. Closing cash stays positive throughout, growing from the £6,000 opening balance to c.£15,970 by the end of Y3 — modest, but achievable and fully within the founders’ own control. If institutional revenue is delayed or does not materialise at all, Y1–Y2 costs are scoped to still fit comfortably within the £6,000 founder capital plus modest premium revenue alone (see 12.2).</w:t>
       </w:r>
     </w:p>
     <w:bookmarkEnd w:id="54"/>
@@ -11648,7 +11648,7 @@
           <w:b/>
           <w:bCs/>
         </w:rPr>
-        <w:t xml:space="preserve">£1,920</w:t>
+        <w:t xml:space="preserve">£1,470</w:t>
       </w:r>
       <w:r>
         <w:t xml:space="preserve"> </w:t>
@@ -11756,7 +11756,7 @@
               <w:jc w:val="right"/>
             </w:pPr>
             <w:r>
-              <w:t xml:space="preserve">600</w:t>
+              <w:t xml:space="preserve">150</w:t>
             </w:r>
           </w:p>
         </w:tc>
@@ -11862,7 +11862,7 @@
                 <w:b/>
                 <w:bCs/>
               </w:rPr>
-              <w:t xml:space="preserve">(800)</w:t>
+              <w:t xml:space="preserve">(1,250)</w:t>
             </w:r>
           </w:p>
         </w:tc>
@@ -12482,7 +12482,7 @@
                 <w:b/>
                 <w:bCs/>
               </w:rPr>
-              <w:t xml:space="preserve">(3,480)</w:t>
+              <w:t xml:space="preserve">(3,930)</w:t>
             </w:r>
           </w:p>
         </w:tc>
@@ -12596,7 +12596,7 @@
                 <w:b/>
                 <w:bCs/>
               </w:rPr>
-              <w:t xml:space="preserve">(3,630)</w:t>
+              <w:t xml:space="preserve">(4,080)</w:t>
             </w:r>
           </w:p>
         </w:tc>
@@ -12710,7 +12710,7 @@
                 <w:b/>
                 <w:bCs/>
               </w:rPr>
-              <w:t xml:space="preserve">(3,630)</w:t>
+              <w:t xml:space="preserve">(4,080)</w:t>
             </w:r>
           </w:p>
         </w:tc>
@@ -12919,6 +12919,161 @@
               <w:jc w:val="right"/>
             </w:pPr>
             <w:r>
+              <w:t xml:space="preserve">1,470</w:t>
+            </w:r>
+          </w:p>
+        </w:tc>
+        <w:tc>
+          <w:tcPr/>
+          <w:p>
+            <w:pPr>
+              <w:pStyle w:val="Compact"/>
+              <w:jc w:val="right"/>
+            </w:pPr>
+            <w:r>
+              <w:t xml:space="preserve">7,770</w:t>
+            </w:r>
+          </w:p>
+        </w:tc>
+        <w:tc>
+          <w:tcPr/>
+          <w:p>
+            <w:pPr>
+              <w:pStyle w:val="Compact"/>
+              <w:jc w:val="right"/>
+            </w:pPr>
+            <w:r>
+              <w:t xml:space="preserve">15,970</w:t>
+            </w:r>
+          </w:p>
+        </w:tc>
+      </w:tr>
+      <w:tr>
+        <w:tc>
+          <w:tcPr/>
+          <w:p>
+            <w:pPr>
+              <w:pStyle w:val="Compact"/>
+            </w:pPr>
+            <w:r>
+              <w:t xml:space="preserve">Trade receivables</w:t>
+            </w:r>
+          </w:p>
+        </w:tc>
+        <w:tc>
+          <w:tcPr/>
+          <w:p>
+            <w:pPr>
+              <w:pStyle w:val="Compact"/>
+              <w:jc w:val="right"/>
+            </w:pPr>
+            <w:r>
+              <w:t xml:space="preserve">0</w:t>
+            </w:r>
+          </w:p>
+        </w:tc>
+        <w:tc>
+          <w:tcPr/>
+          <w:p>
+            <w:pPr>
+              <w:pStyle w:val="Compact"/>
+              <w:jc w:val="right"/>
+            </w:pPr>
+            <w:r>
+              <w:t xml:space="preserve">500</w:t>
+            </w:r>
+          </w:p>
+        </w:tc>
+        <w:tc>
+          <w:tcPr/>
+          <w:p>
+            <w:pPr>
+              <w:pStyle w:val="Compact"/>
+              <w:jc w:val="right"/>
+            </w:pPr>
+            <w:r>
+              <w:t xml:space="preserve">1,500</w:t>
+            </w:r>
+          </w:p>
+        </w:tc>
+      </w:tr>
+      <w:tr>
+        <w:tc>
+          <w:tcPr/>
+          <w:p>
+            <w:pPr>
+              <w:pStyle w:val="Compact"/>
+            </w:pPr>
+            <w:r>
+              <w:t xml:space="preserve">Stock / inventory</w:t>
+            </w:r>
+          </w:p>
+        </w:tc>
+        <w:tc>
+          <w:tcPr/>
+          <w:p>
+            <w:pPr>
+              <w:pStyle w:val="Compact"/>
+              <w:jc w:val="right"/>
+            </w:pPr>
+            <w:r>
+              <w:t xml:space="preserve">0</w:t>
+            </w:r>
+          </w:p>
+        </w:tc>
+        <w:tc>
+          <w:tcPr/>
+          <w:p>
+            <w:pPr>
+              <w:pStyle w:val="Compact"/>
+              <w:jc w:val="right"/>
+            </w:pPr>
+            <w:r>
+              <w:t xml:space="preserve">0</w:t>
+            </w:r>
+          </w:p>
+        </w:tc>
+        <w:tc>
+          <w:tcPr/>
+          <w:p>
+            <w:pPr>
+              <w:pStyle w:val="Compact"/>
+              <w:jc w:val="right"/>
+            </w:pPr>
+            <w:r>
+              <w:t xml:space="preserve">0</w:t>
+            </w:r>
+          </w:p>
+        </w:tc>
+      </w:tr>
+      <w:tr>
+        <w:tc>
+          <w:tcPr/>
+          <w:p>
+            <w:pPr>
+              <w:pStyle w:val="Compact"/>
+            </w:pPr>
+            <w:r>
+              <w:rPr>
+                <w:b/>
+                <w:bCs/>
+              </w:rPr>
+              <w:t xml:space="preserve">Total assets</w:t>
+            </w:r>
+          </w:p>
+        </w:tc>
+        <w:tc>
+          <w:tcPr/>
+          <w:p>
+            <w:pPr>
+              <w:pStyle w:val="Compact"/>
+              <w:jc w:val="right"/>
+            </w:pPr>
+            <w:r>
+              <w:rPr>
+                <w:b/>
+                <w:bCs/>
+              </w:rPr>
               <w:t xml:space="preserve">1,920</w:t>
             </w:r>
           </w:p>
@@ -12931,32 +13086,40 @@
               <w:jc w:val="right"/>
             </w:pPr>
             <w:r>
-              <w:t xml:space="preserve">8,220</w:t>
-            </w:r>
-          </w:p>
-        </w:tc>
-        <w:tc>
-          <w:tcPr/>
-          <w:p>
-            <w:pPr>
-              <w:pStyle w:val="Compact"/>
-              <w:jc w:val="right"/>
-            </w:pPr>
-            <w:r>
-              <w:t xml:space="preserve">16,420</w:t>
-            </w:r>
-          </w:p>
-        </w:tc>
-      </w:tr>
-      <w:tr>
-        <w:tc>
-          <w:tcPr/>
-          <w:p>
-            <w:pPr>
-              <w:pStyle w:val="Compact"/>
-            </w:pPr>
-            <w:r>
-              <w:t xml:space="preserve">Trade receivables</w:t>
+              <w:rPr>
+                <w:b/>
+                <w:bCs/>
+              </w:rPr>
+              <w:t xml:space="preserve">8,920</w:t>
+            </w:r>
+          </w:p>
+        </w:tc>
+        <w:tc>
+          <w:tcPr/>
+          <w:p>
+            <w:pPr>
+              <w:pStyle w:val="Compact"/>
+              <w:jc w:val="right"/>
+            </w:pPr>
+            <w:r>
+              <w:rPr>
+                <w:b/>
+                <w:bCs/>
+              </w:rPr>
+              <w:t xml:space="preserve">18,620</w:t>
+            </w:r>
+          </w:p>
+        </w:tc>
+      </w:tr>
+      <w:tr>
+        <w:tc>
+          <w:tcPr/>
+          <w:p>
+            <w:pPr>
+              <w:pStyle w:val="Compact"/>
+            </w:pPr>
+            <w:r>
+              <w:t xml:space="preserve">Trade payables</w:t>
             </w:r>
           </w:p>
         </w:tc>
@@ -12980,32 +13143,146 @@
               <w:jc w:val="right"/>
             </w:pPr>
             <w:r>
-              <w:t xml:space="preserve">500</w:t>
-            </w:r>
-          </w:p>
-        </w:tc>
-        <w:tc>
-          <w:tcPr/>
-          <w:p>
-            <w:pPr>
-              <w:pStyle w:val="Compact"/>
-              <w:jc w:val="right"/>
-            </w:pPr>
-            <w:r>
-              <w:t xml:space="preserve">1,500</w:t>
-            </w:r>
-          </w:p>
-        </w:tc>
-      </w:tr>
-      <w:tr>
-        <w:tc>
-          <w:tcPr/>
-          <w:p>
-            <w:pPr>
-              <w:pStyle w:val="Compact"/>
-            </w:pPr>
-            <w:r>
-              <w:t xml:space="preserve">Stock / inventory</w:t>
+              <w:t xml:space="preserve">(1,000)</w:t>
+            </w:r>
+          </w:p>
+        </w:tc>
+        <w:tc>
+          <w:tcPr/>
+          <w:p>
+            <w:pPr>
+              <w:pStyle w:val="Compact"/>
+              <w:jc w:val="right"/>
+            </w:pPr>
+            <w:r>
+              <w:t xml:space="preserve">(2,700)</w:t>
+            </w:r>
+          </w:p>
+        </w:tc>
+      </w:tr>
+      <w:tr>
+        <w:tc>
+          <w:tcPr/>
+          <w:p>
+            <w:pPr>
+              <w:pStyle w:val="Compact"/>
+            </w:pPr>
+            <w:r>
+              <w:rPr>
+                <w:b/>
+                <w:bCs/>
+              </w:rPr>
+              <w:t xml:space="preserve">Net assets</w:t>
+            </w:r>
+          </w:p>
+        </w:tc>
+        <w:tc>
+          <w:tcPr/>
+          <w:p>
+            <w:pPr>
+              <w:pStyle w:val="Compact"/>
+              <w:jc w:val="right"/>
+            </w:pPr>
+            <w:r>
+              <w:rPr>
+                <w:b/>
+                <w:bCs/>
+              </w:rPr>
+              <w:t xml:space="preserve">1,920</w:t>
+            </w:r>
+          </w:p>
+        </w:tc>
+        <w:tc>
+          <w:tcPr/>
+          <w:p>
+            <w:pPr>
+              <w:pStyle w:val="Compact"/>
+              <w:jc w:val="right"/>
+            </w:pPr>
+            <w:r>
+              <w:rPr>
+                <w:b/>
+                <w:bCs/>
+              </w:rPr>
+              <w:t xml:space="preserve">7,920</w:t>
+            </w:r>
+          </w:p>
+        </w:tc>
+        <w:tc>
+          <w:tcPr/>
+          <w:p>
+            <w:pPr>
+              <w:pStyle w:val="Compact"/>
+              <w:jc w:val="right"/>
+            </w:pPr>
+            <w:r>
+              <w:rPr>
+                <w:b/>
+                <w:bCs/>
+              </w:rPr>
+              <w:t xml:space="preserve">15,920</w:t>
+            </w:r>
+          </w:p>
+        </w:tc>
+      </w:tr>
+      <w:tr>
+        <w:tc>
+          <w:tcPr/>
+          <w:p>
+            <w:pPr>
+              <w:pStyle w:val="Compact"/>
+            </w:pPr>
+            <w:r>
+              <w:t xml:space="preserve">Share capital</w:t>
+            </w:r>
+          </w:p>
+        </w:tc>
+        <w:tc>
+          <w:tcPr/>
+          <w:p>
+            <w:pPr>
+              <w:pStyle w:val="Compact"/>
+              <w:jc w:val="right"/>
+            </w:pPr>
+            <w:r>
+              <w:t xml:space="preserve">6,000</w:t>
+            </w:r>
+          </w:p>
+        </w:tc>
+        <w:tc>
+          <w:tcPr/>
+          <w:p>
+            <w:pPr>
+              <w:pStyle w:val="Compact"/>
+              <w:jc w:val="right"/>
+            </w:pPr>
+            <w:r>
+              <w:t xml:space="preserve">6,000</w:t>
+            </w:r>
+          </w:p>
+        </w:tc>
+        <w:tc>
+          <w:tcPr/>
+          <w:p>
+            <w:pPr>
+              <w:pStyle w:val="Compact"/>
+              <w:jc w:val="right"/>
+            </w:pPr>
+            <w:r>
+              <w:t xml:space="preserve">6,000</w:t>
+            </w:r>
+          </w:p>
+        </w:tc>
+      </w:tr>
+      <w:tr>
+        <w:tc>
+          <w:tcPr/>
+          <w:p>
+            <w:pPr>
+              <w:pStyle w:val="Compact"/>
+            </w:pPr>
+            <w:r>
+              <w:t xml:space="preserve">Share premium</w:t>
             </w:r>
           </w:p>
         </w:tc>
@@ -13054,283 +13331,6 @@
               <w:pStyle w:val="Compact"/>
             </w:pPr>
             <w:r>
-              <w:rPr>
-                <w:b/>
-                <w:bCs/>
-              </w:rPr>
-              <w:t xml:space="preserve">Total assets</w:t>
-            </w:r>
-          </w:p>
-        </w:tc>
-        <w:tc>
-          <w:tcPr/>
-          <w:p>
-            <w:pPr>
-              <w:pStyle w:val="Compact"/>
-              <w:jc w:val="right"/>
-            </w:pPr>
-            <w:r>
-              <w:rPr>
-                <w:b/>
-                <w:bCs/>
-              </w:rPr>
-              <w:t xml:space="preserve">2,370</w:t>
-            </w:r>
-          </w:p>
-        </w:tc>
-        <w:tc>
-          <w:tcPr/>
-          <w:p>
-            <w:pPr>
-              <w:pStyle w:val="Compact"/>
-              <w:jc w:val="right"/>
-            </w:pPr>
-            <w:r>
-              <w:rPr>
-                <w:b/>
-                <w:bCs/>
-              </w:rPr>
-              <w:t xml:space="preserve">9,370</w:t>
-            </w:r>
-          </w:p>
-        </w:tc>
-        <w:tc>
-          <w:tcPr/>
-          <w:p>
-            <w:pPr>
-              <w:pStyle w:val="Compact"/>
-              <w:jc w:val="right"/>
-            </w:pPr>
-            <w:r>
-              <w:rPr>
-                <w:b/>
-                <w:bCs/>
-              </w:rPr>
-              <w:t xml:space="preserve">19,070</w:t>
-            </w:r>
-          </w:p>
-        </w:tc>
-      </w:tr>
-      <w:tr>
-        <w:tc>
-          <w:tcPr/>
-          <w:p>
-            <w:pPr>
-              <w:pStyle w:val="Compact"/>
-            </w:pPr>
-            <w:r>
-              <w:t xml:space="preserve">Trade payables</w:t>
-            </w:r>
-          </w:p>
-        </w:tc>
-        <w:tc>
-          <w:tcPr/>
-          <w:p>
-            <w:pPr>
-              <w:pStyle w:val="Compact"/>
-              <w:jc w:val="right"/>
-            </w:pPr>
-            <w:r>
-              <w:t xml:space="preserve">0</w:t>
-            </w:r>
-          </w:p>
-        </w:tc>
-        <w:tc>
-          <w:tcPr/>
-          <w:p>
-            <w:pPr>
-              <w:pStyle w:val="Compact"/>
-              <w:jc w:val="right"/>
-            </w:pPr>
-            <w:r>
-              <w:t xml:space="preserve">(1,000)</w:t>
-            </w:r>
-          </w:p>
-        </w:tc>
-        <w:tc>
-          <w:tcPr/>
-          <w:p>
-            <w:pPr>
-              <w:pStyle w:val="Compact"/>
-              <w:jc w:val="right"/>
-            </w:pPr>
-            <w:r>
-              <w:t xml:space="preserve">(2,700)</w:t>
-            </w:r>
-          </w:p>
-        </w:tc>
-      </w:tr>
-      <w:tr>
-        <w:tc>
-          <w:tcPr/>
-          <w:p>
-            <w:pPr>
-              <w:pStyle w:val="Compact"/>
-            </w:pPr>
-            <w:r>
-              <w:rPr>
-                <w:b/>
-                <w:bCs/>
-              </w:rPr>
-              <w:t xml:space="preserve">Net assets</w:t>
-            </w:r>
-          </w:p>
-        </w:tc>
-        <w:tc>
-          <w:tcPr/>
-          <w:p>
-            <w:pPr>
-              <w:pStyle w:val="Compact"/>
-              <w:jc w:val="right"/>
-            </w:pPr>
-            <w:r>
-              <w:rPr>
-                <w:b/>
-                <w:bCs/>
-              </w:rPr>
-              <w:t xml:space="preserve">2,370</w:t>
-            </w:r>
-          </w:p>
-        </w:tc>
-        <w:tc>
-          <w:tcPr/>
-          <w:p>
-            <w:pPr>
-              <w:pStyle w:val="Compact"/>
-              <w:jc w:val="right"/>
-            </w:pPr>
-            <w:r>
-              <w:rPr>
-                <w:b/>
-                <w:bCs/>
-              </w:rPr>
-              <w:t xml:space="preserve">8,370</w:t>
-            </w:r>
-          </w:p>
-        </w:tc>
-        <w:tc>
-          <w:tcPr/>
-          <w:p>
-            <w:pPr>
-              <w:pStyle w:val="Compact"/>
-              <w:jc w:val="right"/>
-            </w:pPr>
-            <w:r>
-              <w:rPr>
-                <w:b/>
-                <w:bCs/>
-              </w:rPr>
-              <w:t xml:space="preserve">16,370</w:t>
-            </w:r>
-          </w:p>
-        </w:tc>
-      </w:tr>
-      <w:tr>
-        <w:tc>
-          <w:tcPr/>
-          <w:p>
-            <w:pPr>
-              <w:pStyle w:val="Compact"/>
-            </w:pPr>
-            <w:r>
-              <w:t xml:space="preserve">Share capital</w:t>
-            </w:r>
-          </w:p>
-        </w:tc>
-        <w:tc>
-          <w:tcPr/>
-          <w:p>
-            <w:pPr>
-              <w:pStyle w:val="Compact"/>
-              <w:jc w:val="right"/>
-            </w:pPr>
-            <w:r>
-              <w:t xml:space="preserve">6,000</w:t>
-            </w:r>
-          </w:p>
-        </w:tc>
-        <w:tc>
-          <w:tcPr/>
-          <w:p>
-            <w:pPr>
-              <w:pStyle w:val="Compact"/>
-              <w:jc w:val="right"/>
-            </w:pPr>
-            <w:r>
-              <w:t xml:space="preserve">6,000</w:t>
-            </w:r>
-          </w:p>
-        </w:tc>
-        <w:tc>
-          <w:tcPr/>
-          <w:p>
-            <w:pPr>
-              <w:pStyle w:val="Compact"/>
-              <w:jc w:val="right"/>
-            </w:pPr>
-            <w:r>
-              <w:t xml:space="preserve">6,000</w:t>
-            </w:r>
-          </w:p>
-        </w:tc>
-      </w:tr>
-      <w:tr>
-        <w:tc>
-          <w:tcPr/>
-          <w:p>
-            <w:pPr>
-              <w:pStyle w:val="Compact"/>
-            </w:pPr>
-            <w:r>
-              <w:t xml:space="preserve">Share premium</w:t>
-            </w:r>
-          </w:p>
-        </w:tc>
-        <w:tc>
-          <w:tcPr/>
-          <w:p>
-            <w:pPr>
-              <w:pStyle w:val="Compact"/>
-              <w:jc w:val="right"/>
-            </w:pPr>
-            <w:r>
-              <w:t xml:space="preserve">0</w:t>
-            </w:r>
-          </w:p>
-        </w:tc>
-        <w:tc>
-          <w:tcPr/>
-          <w:p>
-            <w:pPr>
-              <w:pStyle w:val="Compact"/>
-              <w:jc w:val="right"/>
-            </w:pPr>
-            <w:r>
-              <w:t xml:space="preserve">0</w:t>
-            </w:r>
-          </w:p>
-        </w:tc>
-        <w:tc>
-          <w:tcPr/>
-          <w:p>
-            <w:pPr>
-              <w:pStyle w:val="Compact"/>
-              <w:jc w:val="right"/>
-            </w:pPr>
-            <w:r>
-              <w:t xml:space="preserve">0</w:t>
-            </w:r>
-          </w:p>
-        </w:tc>
-      </w:tr>
-      <w:tr>
-        <w:tc>
-          <w:tcPr/>
-          <w:p>
-            <w:pPr>
-              <w:pStyle w:val="Compact"/>
-            </w:pPr>
-            <w:r>
               <w:t xml:space="preserve">Profit &amp; loss reserve</w:t>
             </w:r>
           </w:p>
@@ -13343,31 +13343,31 @@
               <w:jc w:val="right"/>
             </w:pPr>
             <w:r>
-              <w:t xml:space="preserve">(3,630)</w:t>
-            </w:r>
-          </w:p>
-        </w:tc>
-        <w:tc>
-          <w:tcPr/>
-          <w:p>
-            <w:pPr>
-              <w:pStyle w:val="Compact"/>
-              <w:jc w:val="right"/>
-            </w:pPr>
-            <w:r>
-              <w:t xml:space="preserve">2,370</w:t>
-            </w:r>
-          </w:p>
-        </w:tc>
-        <w:tc>
-          <w:tcPr/>
-          <w:p>
-            <w:pPr>
-              <w:pStyle w:val="Compact"/>
-              <w:jc w:val="right"/>
-            </w:pPr>
-            <w:r>
-              <w:t xml:space="preserve">10,370</w:t>
+              <w:t xml:space="preserve">(4,080)</w:t>
+            </w:r>
+          </w:p>
+        </w:tc>
+        <w:tc>
+          <w:tcPr/>
+          <w:p>
+            <w:pPr>
+              <w:pStyle w:val="Compact"/>
+              <w:jc w:val="right"/>
+            </w:pPr>
+            <w:r>
+              <w:t xml:space="preserve">1,920</w:t>
+            </w:r>
+          </w:p>
+        </w:tc>
+        <w:tc>
+          <w:tcPr/>
+          <w:p>
+            <w:pPr>
+              <w:pStyle w:val="Compact"/>
+              <w:jc w:val="right"/>
+            </w:pPr>
+            <w:r>
+              <w:t xml:space="preserve">9,920</w:t>
             </w:r>
           </w:p>
         </w:tc>
@@ -13400,39 +13400,39 @@
                 <w:b/>
                 <w:bCs/>
               </w:rPr>
-              <w:t xml:space="preserve">2,370</w:t>
-            </w:r>
-          </w:p>
-        </w:tc>
-        <w:tc>
-          <w:tcPr/>
-          <w:p>
-            <w:pPr>
-              <w:pStyle w:val="Compact"/>
-              <w:jc w:val="right"/>
-            </w:pPr>
-            <w:r>
-              <w:rPr>
-                <w:b/>
-                <w:bCs/>
-              </w:rPr>
-              <w:t xml:space="preserve">8,370</w:t>
-            </w:r>
-          </w:p>
-        </w:tc>
-        <w:tc>
-          <w:tcPr/>
-          <w:p>
-            <w:pPr>
-              <w:pStyle w:val="Compact"/>
-              <w:jc w:val="right"/>
-            </w:pPr>
-            <w:r>
-              <w:rPr>
-                <w:b/>
-                <w:bCs/>
-              </w:rPr>
-              <w:t xml:space="preserve">16,370</w:t>
+              <w:t xml:space="preserve">1,920</w:t>
+            </w:r>
+          </w:p>
+        </w:tc>
+        <w:tc>
+          <w:tcPr/>
+          <w:p>
+            <w:pPr>
+              <w:pStyle w:val="Compact"/>
+              <w:jc w:val="right"/>
+            </w:pPr>
+            <w:r>
+              <w:rPr>
+                <w:b/>
+                <w:bCs/>
+              </w:rPr>
+              <w:t xml:space="preserve">7,920</w:t>
+            </w:r>
+          </w:p>
+        </w:tc>
+        <w:tc>
+          <w:tcPr/>
+          <w:p>
+            <w:pPr>
+              <w:pStyle w:val="Compact"/>
+              <w:jc w:val="right"/>
+            </w:pPr>
+            <w:r>
+              <w:rPr>
+                <w:b/>
+                <w:bCs/>
+              </w:rPr>
+              <w:t xml:space="preserve">15,920</w:t>
             </w:r>
           </w:p>
         </w:tc>
@@ -13443,7 +13443,7 @@
         <w:pStyle w:val="BodyText"/>
       </w:pPr>
       <w:r>
-        <w:t xml:space="preserve">No share premium exists in any year — there has been no external investment round, consistent with Section 10. Shareholders’ funds grow from the £6,000 founder investment (less the small Y1 trading loss) to c.£16,370 by Y3, entirely through trading, not fundraising.</w:t>
+        <w:t xml:space="preserve">No share premium exists in any year — there has been no external investment round, consistent with Section 10. Shareholders’ funds grow from the £6,000 founder investment (less the small Y1 trading loss) to c.£15,920 by Y3, entirely through trading, not fundraising.</w:t>
       </w:r>
     </w:p>
     <w:p>
@@ -15990,7 +15990,7 @@
               <w:jc w:val="right"/>
             </w:pPr>
             <w:r>
-              <w:t xml:space="preserve">20</w:t>
+              <w:t xml:space="preserve">5</w:t>
             </w:r>
           </w:p>
         </w:tc>
@@ -16039,7 +16039,7 @@
               <w:jc w:val="right"/>
             </w:pPr>
             <w:r>
-              <w:t xml:space="preserve">£600</w:t>
+              <w:t xml:space="preserve">£150</w:t>
             </w:r>
           </w:p>
         </w:tc>
@@ -16096,7 +16096,7 @@
                 <w:b/>
                 <w:bCs/>
               </w:rPr>
-              <w:t xml:space="preserve">£600</w:t>
+              <w:t xml:space="preserve">£150</w:t>
             </w:r>
           </w:p>
         </w:tc>
@@ -16566,7 +16566,7 @@
                 <w:b/>
                 <w:bCs/>
               </w:rPr>
-              <w:t xml:space="preserve">(£800)</w:t>
+              <w:t xml:space="preserve">(£1,250)</w:t>
             </w:r>
           </w:p>
         </w:tc>
@@ -17224,7 +17224,7 @@
                 <w:b/>
                 <w:bCs/>
               </w:rPr>
-              <w:t xml:space="preserve">(£3,630)</w:t>
+              <w:t xml:space="preserve">(£4,080)</w:t>
             </w:r>
           </w:p>
         </w:tc>
@@ -17388,19 +17388,19 @@
               <w:jc w:val="right"/>
             </w:pPr>
             <w:r>
-              <w:t xml:space="preserve">£1,920</w:t>
-            </w:r>
-          </w:p>
-        </w:tc>
-        <w:tc>
-          <w:tcPr/>
-          <w:p>
-            <w:pPr>
-              <w:pStyle w:val="Compact"/>
-              <w:jc w:val="right"/>
-            </w:pPr>
-            <w:r>
-              <w:t xml:space="preserve">£8,220</w:t>
+              <w:t xml:space="preserve">£1,470</w:t>
+            </w:r>
+          </w:p>
+        </w:tc>
+        <w:tc>
+          <w:tcPr/>
+          <w:p>
+            <w:pPr>
+              <w:pStyle w:val="Compact"/>
+              <w:jc w:val="right"/>
+            </w:pPr>
+            <w:r>
+              <w:t xml:space="preserve">£7,770</w:t>
             </w:r>
           </w:p>
         </w:tc>
@@ -17425,7 +17425,7 @@
               <w:jc w:val="right"/>
             </w:pPr>
             <w:r>
-              <w:t xml:space="preserve">£600</w:t>
+              <w:t xml:space="preserve">£150</w:t>
             </w:r>
           </w:p>
         </w:tc>
@@ -17482,7 +17482,7 @@
                 <w:b/>
                 <w:bCs/>
               </w:rPr>
-              <w:t xml:space="preserve">£600</w:t>
+              <w:t xml:space="preserve">£150</w:t>
             </w:r>
           </w:p>
         </w:tc>
@@ -18102,7 +18102,7 @@
                 <w:b/>
                 <w:bCs/>
               </w:rPr>
-              <w:t xml:space="preserve">(£4,080)</w:t>
+              <w:t xml:space="preserve">(£4,530)</w:t>
             </w:r>
           </w:p>
         </w:tc>
@@ -18167,39 +18167,39 @@
                 <w:b/>
                 <w:bCs/>
               </w:rPr>
-              <w:t xml:space="preserve">£1,920</w:t>
-            </w:r>
-          </w:p>
-        </w:tc>
-        <w:tc>
-          <w:tcPr/>
-          <w:p>
-            <w:pPr>
-              <w:pStyle w:val="Compact"/>
-              <w:jc w:val="right"/>
-            </w:pPr>
-            <w:r>
-              <w:rPr>
-                <w:b/>
-                <w:bCs/>
-              </w:rPr>
-              <w:t xml:space="preserve">£8,220</w:t>
-            </w:r>
-          </w:p>
-        </w:tc>
-        <w:tc>
-          <w:tcPr/>
-          <w:p>
-            <w:pPr>
-              <w:pStyle w:val="Compact"/>
-              <w:jc w:val="right"/>
-            </w:pPr>
-            <w:r>
-              <w:rPr>
-                <w:b/>
-                <w:bCs/>
-              </w:rPr>
-              <w:t xml:space="preserve">£16,420</w:t>
+              <w:t xml:space="preserve">£1,470</w:t>
+            </w:r>
+          </w:p>
+        </w:tc>
+        <w:tc>
+          <w:tcPr/>
+          <w:p>
+            <w:pPr>
+              <w:pStyle w:val="Compact"/>
+              <w:jc w:val="right"/>
+            </w:pPr>
+            <w:r>
+              <w:rPr>
+                <w:b/>
+                <w:bCs/>
+              </w:rPr>
+              <w:t xml:space="preserve">£7,770</w:t>
+            </w:r>
+          </w:p>
+        </w:tc>
+        <w:tc>
+          <w:tcPr/>
+          <w:p>
+            <w:pPr>
+              <w:pStyle w:val="Compact"/>
+              <w:jc w:val="right"/>
+            </w:pPr>
+            <w:r>
+              <w:rPr>
+                <w:b/>
+                <w:bCs/>
+              </w:rPr>
+              <w:t xml:space="preserve">£15,970</w:t>
             </w:r>
           </w:p>
         </w:tc>

--- a/visa_appendices/docx/DEQUAD_UKES_Business_Plan.docx
+++ b/visa_appendices/docx/DEQUAD_UKES_Business_Plan.docx
@@ -14933,7 +14933,7 @@
         <w:pStyle w:val="FirstParagraph"/>
       </w:pPr>
       <w:r>
-        <w:t xml:space="preserve">The wider founding team (Section 7.2) hold EMI options on equity-only terms. Option grants for the 5 Y3 hires are TBC.</w:t>
+        <w:t xml:space="preserve">The wider founding team (Section 7.2) hold EMI options on equity-only terms. Option grants for the 3 Y3 hires are TBC.</w:t>
       </w:r>
     </w:p>
     <w:p>
